--- a/forms/washington/03-master-employment-contract.docx
+++ b/forms/washington/03-master-employment-contract.docx
@@ -1,6 +1,6 @@
 
 <file path=word/document.xml><?xml version="1.0" encoding="utf-8"?>
-<w:document xmlns:mc="http://schemas.openxmlformats.org/markup-compatibility/2006" xmlns:ve="http://schemas.openxmlformats.org/markup-compatibility/2006" xmlns:o="urn:schemas-microsoft-com:office:office" xmlns:r="http://schemas.openxmlformats.org/officeDocument/2006/relationships" xmlns:m="http://schemas.openxmlformats.org/officeDocument/2006/math" xmlns:v="urn:schemas-microsoft-com:vml" xmlns:wp="http://schemas.openxmlformats.org/drawingml/2006/wordprocessingDrawing" xmlns:w10="urn:schemas-microsoft-com:office:word" xmlns:w="http://schemas.openxmlformats.org/wordprocessingml/2006/main" xmlns:wne="http://schemas.microsoft.com/office/word/2006/wordml" xmlns:a="http://schemas.openxmlformats.org/drawingml/2006/main" xmlns:pic="http://schemas.openxmlformats.org/drawingml/2006/picture" xmlns:wpg="http://schemas.microsoft.com/office/word/2010/wordprocessingGroup" xmlns:wps="http://schemas.microsoft.com/office/word/2010/wordprocessingShape" xmlns:w14="http://schemas.microsoft.com/office/word/2010/wordml" mc:Ignorable="w14" xml:space="preserve">
+<w:document xmlns:wpc="http://schemas.microsoft.com/office/word/2010/wordprocessingCanvas" xmlns:cx="http://schemas.microsoft.com/office/drawing/2014/chartex" xmlns:cx1="http://schemas.microsoft.com/office/drawing/2015/9/8/chartex" xmlns:cx2="http://schemas.microsoft.com/office/drawing/2015/10/21/chartex" xmlns:cx3="http://schemas.microsoft.com/office/drawing/2016/5/9/chartex" xmlns:cx4="http://schemas.microsoft.com/office/drawing/2016/5/10/chartex" xmlns:cx5="http://schemas.microsoft.com/office/drawing/2016/5/11/chartex" xmlns:cx6="http://schemas.microsoft.com/office/drawing/2016/5/12/chartex" xmlns:cx7="http://schemas.microsoft.com/office/drawing/2016/5/13/chartex" xmlns:cx8="http://schemas.microsoft.com/office/drawing/2016/5/14/chartex" xmlns:mc="http://schemas.openxmlformats.org/markup-compatibility/2006" xmlns:m="http://schemas.openxmlformats.org/officeDocument/2006/math" xmlns:aink="http://schemas.microsoft.com/office/drawing/2016/ink" xmlns:am3d="http://schemas.microsoft.com/office/drawing/2017/model3d" xmlns:oel="http://schemas.microsoft.com/office/2019/extlst" xmlns:r="http://schemas.openxmlformats.org/officeDocument/2006/relationships" xmlns:wp14="http://schemas.microsoft.com/office/word/2010/wordprocessingDrawing" xmlns:wp="http://schemas.openxmlformats.org/drawingml/2006/wordprocessingDrawing" xmlns:wpg="http://schemas.microsoft.com/office/word/2010/wordprocessingGroup" xmlns:wpi="http://schemas.microsoft.com/office/word/2010/wordprocessingInk" xmlns:wps="http://schemas.microsoft.com/office/word/2010/wordprocessingShape" xmlns:o="urn:schemas-microsoft-com:office:office" xmlns:v="urn:schemas-microsoft-com:vml" xmlns:w10="urn:schemas-microsoft-com:office:word" xmlns:w="http://schemas.openxmlformats.org/wordprocessingml/2006/main" xmlns:w14="http://schemas.microsoft.com/office/word/2010/wordml" xmlns:w15="http://schemas.microsoft.com/office/word/2012/wordml" xmlns:w16cex="http://schemas.microsoft.com/office/word/2018/wordml/cex" xmlns:w16cid="http://schemas.microsoft.com/office/word/2016/wordml/cid" xmlns:w16="http://schemas.microsoft.com/office/word/2018/wordml" xmlns:w16sdtdh="http://schemas.microsoft.com/office/word/2020/wordml/sdtdatahash" xmlns:w16sdtfl="http://schemas.microsoft.com/office/word/2024/wordml/sdtformatlock" xmlns:w16se="http://schemas.microsoft.com/office/word/2015/wordml/symex" xmlns:w16du="http://schemas.microsoft.com/office/word/2023/wordml/word16du" xmlns:wne="http://schemas.microsoft.com/office/word/2006/wordml" mc:Ignorable="w14 w15 w16se w16cid w16 w16cex w16sdtdh w16sdtfl w16du wp14">
   <w:body>
     <w:p>
       <w:pPr>
@@ -8,44 +8,40 @@
         <w:spacing w:before="57"/>
       </w:pPr>
       <w:r>
-        <w:rPr/>
         <w:t>EMPLOYMENT</w:t>
       </w:r>
       <w:r>
         <w:rPr>
           <w:spacing w:val="-14"/>
         </w:rPr>
-        <w:t> </w:t>
-      </w:r>
-      <w:r>
-        <w:rPr/>
+        <w:t xml:space="preserve"> </w:t>
+      </w:r>
+      <w:r>
         <w:t>CONTRACT</w:t>
       </w:r>
       <w:r>
         <w:rPr>
           <w:spacing w:val="-14"/>
         </w:rPr>
-        <w:t> </w:t>
-      </w:r>
-      <w:r>
-        <w:rPr/>
+        <w:t xml:space="preserve"> </w:t>
+      </w:r>
+      <w:r>
         <w:t>FOR</w:t>
       </w:r>
       <w:r>
         <w:rPr>
           <w:spacing w:val="-14"/>
         </w:rPr>
-        <w:t> </w:t>
-      </w:r>
-      <w:r>
-        <w:rPr/>
+        <w:t xml:space="preserve"> </w:t>
+      </w:r>
+      <w:r>
         <w:t>VARIOUS</w:t>
       </w:r>
       <w:r>
         <w:rPr>
           <w:spacing w:val="-14"/>
         </w:rPr>
-        <w:t> </w:t>
+        <w:t xml:space="preserve"> </w:t>
       </w:r>
       <w:r>
         <w:rPr>
@@ -59,14 +55,13 @@
         <w:pStyle w:val="Title"/>
       </w:pPr>
       <w:r>
-        <w:rPr/>
         <w:t>(Agency</w:t>
       </w:r>
       <w:r>
         <w:rPr>
           <w:spacing w:val="-10"/>
         </w:rPr>
-        <w:t> </w:t>
+        <w:t xml:space="preserve"> </w:t>
       </w:r>
       <w:r>
         <w:rPr>
@@ -82,104 +77,96 @@
         <w:ind w:left="360"/>
       </w:pPr>
       <w:r>
-        <w:rPr/>
         <w:t>This</w:t>
       </w:r>
       <w:r>
         <w:rPr>
           <w:spacing w:val="-6"/>
         </w:rPr>
-        <w:t> </w:t>
-      </w:r>
-      <w:r>
-        <w:rPr/>
+        <w:t xml:space="preserve"> </w:t>
+      </w:r>
+      <w:r>
         <w:t>Employment</w:t>
       </w:r>
       <w:r>
         <w:rPr>
           <w:spacing w:val="-6"/>
         </w:rPr>
-        <w:t> </w:t>
-      </w:r>
-      <w:r>
-        <w:rPr/>
+        <w:t xml:space="preserve"> </w:t>
+      </w:r>
+      <w:r>
         <w:t>contract</w:t>
       </w:r>
       <w:r>
         <w:rPr>
           <w:spacing w:val="-5"/>
         </w:rPr>
-        <w:t> </w:t>
-      </w:r>
-      <w:r>
-        <w:rPr/>
+        <w:t xml:space="preserve"> </w:t>
+      </w:r>
+      <w:r>
         <w:t>is</w:t>
       </w:r>
       <w:r>
         <w:rPr>
           <w:spacing w:val="-5"/>
         </w:rPr>
-        <w:t> </w:t>
-      </w:r>
-      <w:r>
-        <w:rPr/>
+        <w:t xml:space="preserve"> </w:t>
+      </w:r>
+      <w:r>
         <w:t>executed</w:t>
       </w:r>
       <w:r>
         <w:rPr>
           <w:spacing w:val="-6"/>
         </w:rPr>
-        <w:t> </w:t>
-      </w:r>
-      <w:r>
-        <w:rPr/>
+        <w:t xml:space="preserve"> </w:t>
+      </w:r>
+      <w:r>
         <w:t>and</w:t>
       </w:r>
       <w:r>
         <w:rPr>
           <w:spacing w:val="-6"/>
         </w:rPr>
-        <w:t> </w:t>
-      </w:r>
-      <w:r>
-        <w:rPr/>
+        <w:t xml:space="preserve"> </w:t>
+      </w:r>
+      <w:proofErr w:type="gramStart"/>
+      <w:r>
         <w:t>entered</w:t>
       </w:r>
       <w:r>
         <w:rPr>
           <w:spacing w:val="-5"/>
         </w:rPr>
-        <w:t> </w:t>
-      </w:r>
-      <w:r>
-        <w:rPr/>
+        <w:t xml:space="preserve"> </w:t>
+      </w:r>
+      <w:r>
         <w:t>into</w:t>
       </w:r>
+      <w:proofErr w:type="gramEnd"/>
       <w:r>
         <w:rPr>
           <w:spacing w:val="-6"/>
         </w:rPr>
-        <w:t> </w:t>
-      </w:r>
-      <w:r>
-        <w:rPr/>
+        <w:t xml:space="preserve"> </w:t>
+      </w:r>
+      <w:r>
         <w:t>by</w:t>
       </w:r>
       <w:r>
         <w:rPr>
           <w:spacing w:val="-4"/>
         </w:rPr>
-        <w:t> </w:t>
-      </w:r>
-      <w:r>
-        <w:rPr/>
+        <w:t xml:space="preserve"> </w:t>
+      </w:r>
+      <w:r>
         <w:t>and</w:t>
       </w:r>
       <w:r>
         <w:rPr>
           <w:spacing w:val="-6"/>
         </w:rPr>
-        <w:t> </w:t>
+        <w:t xml:space="preserve"> </w:t>
       </w:r>
       <w:r>
         <w:rPr>
@@ -201,97 +188,87 @@
           <w:numId w:val="1"/>
         </w:numPr>
         <w:tabs>
-          <w:tab w:pos="1080" w:val="left" w:leader="none"/>
-          <w:tab w:pos="4999" w:val="left" w:leader="none"/>
-          <w:tab w:pos="10381" w:val="left" w:leader="none"/>
-          <w:tab w:pos="10447" w:val="left" w:leader="none"/>
+          <w:tab w:val="left" w:pos="1080"/>
+          <w:tab w:val="left" w:pos="4999"/>
+          <w:tab w:val="left" w:pos="10381"/>
+          <w:tab w:val="left" w:pos="10447"/>
         </w:tabs>
-        <w:spacing w:line="240" w:lineRule="auto" w:before="0" w:after="0"/>
-        <w:ind w:left="1080" w:right="350" w:hanging="721"/>
-        <w:jc w:val="left"/>
-        <w:rPr>
-          <w:sz w:val="22"/>
-        </w:rPr>
-      </w:pPr>
-      <w:r>
-        <w:rPr>
-          <w:sz w:val="22"/>
-        </w:rPr>
+        <w:ind w:right="350" w:hanging="721"/>
+      </w:pPr>
+      <w:r>
         <w:t>Employer:</w:t>
       </w:r>
       <w:r>
         <w:rPr>
           <w:spacing w:val="54"/>
-          <w:sz w:val="22"/>
-        </w:rPr>
-        <w:t> </w:t>
-      </w:r>
-      <w:r>
-        <w:rPr>
-          <w:sz w:val="22"/>
+        </w:rPr>
+        <w:t xml:space="preserve"> </w:t>
+      </w:r>
+      <w:r>
+        <w:rPr>
           <w:u w:val="single"/>
         </w:rPr>
         <w:tab/>
+      </w:r>
+      <w:r>
+        <w:rPr>
+          <w:u w:val="single"/>
+        </w:rPr>
         <w:tab/>
+      </w:r>
+      <w:r>
+        <w:rPr>
+          <w:u w:val="single"/>
+        </w:rPr>
         <w:tab/>
       </w:r>
       <w:r>
-        <w:rPr>
-          <w:sz w:val="22"/>
-        </w:rPr>
-        <w:t> Address:</w:t>
+        <w:t xml:space="preserve"> Address:</w:t>
       </w:r>
       <w:r>
         <w:rPr>
           <w:spacing w:val="40"/>
-          <w:sz w:val="22"/>
-        </w:rPr>
-        <w:t> </w:t>
-      </w:r>
-      <w:r>
-        <w:rPr>
-          <w:sz w:val="22"/>
+        </w:rPr>
+        <w:t xml:space="preserve"> </w:t>
+      </w:r>
+      <w:r>
+        <w:rPr>
           <w:u w:val="single"/>
         </w:rPr>
         <w:tab/>
+      </w:r>
+      <w:r>
+        <w:rPr>
+          <w:u w:val="single"/>
+        </w:rPr>
         <w:tab/>
       </w:r>
       <w:r>
-        <w:rPr>
-          <w:sz w:val="22"/>
-        </w:rPr>
-        <w:t> Landline No.:</w:t>
+        <w:t xml:space="preserve"> Landline No.:</w:t>
       </w:r>
       <w:r>
         <w:rPr>
           <w:spacing w:val="40"/>
-          <w:sz w:val="22"/>
-        </w:rPr>
-        <w:t> </w:t>
-      </w:r>
-      <w:r>
-        <w:rPr>
-          <w:sz w:val="22"/>
+        </w:rPr>
+        <w:t xml:space="preserve"> </w:t>
+      </w:r>
+      <w:r>
+        <w:rPr>
           <w:u w:val="single"/>
         </w:rPr>
         <w:tab/>
       </w:r>
       <w:r>
-        <w:rPr>
-          <w:sz w:val="22"/>
-        </w:rPr>
-        <w:t> Mobile/WhatsApp/Viber No.:</w:t>
+        <w:t xml:space="preserve"> Mobile/WhatsApp/Viber No.:</w:t>
       </w:r>
       <w:r>
         <w:rPr>
           <w:spacing w:val="54"/>
-          <w:sz w:val="22"/>
-        </w:rPr>
-        <w:t> </w:t>
-      </w:r>
-      <w:r>
-        <w:rPr>
-          <w:sz w:val="22"/>
+        </w:rPr>
+        <w:t xml:space="preserve"> </w:t>
+      </w:r>
+      <w:r>
+        <w:rPr>
           <w:u w:val="single"/>
         </w:rPr>
         <w:tab/>
@@ -299,10 +276,9 @@
       <w:r>
         <w:rPr>
           <w:spacing w:val="40"/>
-          <w:sz w:val="22"/>
           <w:u w:val="single"/>
         </w:rPr>
-        <w:t> </w:t>
+        <w:t xml:space="preserve"> </w:t>
       </w:r>
     </w:p>
     <w:p>
@@ -318,71 +294,50 @@
           <w:numId w:val="1"/>
         </w:numPr>
         <w:tabs>
-          <w:tab w:pos="1080" w:val="left" w:leader="none"/>
+          <w:tab w:val="left" w:pos="1080"/>
         </w:tabs>
-        <w:spacing w:line="253" w:lineRule="exact" w:before="1" w:after="0"/>
-        <w:ind w:left="1080" w:right="0" w:hanging="709"/>
-        <w:jc w:val="left"/>
-        <w:rPr>
-          <w:sz w:val="22"/>
-        </w:rPr>
-      </w:pPr>
-      <w:r>
-        <w:rPr>
-          <w:sz w:val="22"/>
-        </w:rPr>
+        <w:spacing w:before="1" w:line="253" w:lineRule="exact"/>
+        <w:ind w:hanging="709"/>
+      </w:pPr>
+      <w:r>
         <w:t>Represented</w:t>
       </w:r>
       <w:r>
         <w:rPr>
           <w:spacing w:val="-7"/>
-          <w:sz w:val="22"/>
-        </w:rPr>
-        <w:t> </w:t>
-      </w:r>
-      <w:r>
-        <w:rPr>
-          <w:sz w:val="22"/>
-        </w:rPr>
+        </w:rPr>
+        <w:t xml:space="preserve"> </w:t>
+      </w:r>
+      <w:r>
         <w:t>in</w:t>
       </w:r>
       <w:r>
         <w:rPr>
           <w:spacing w:val="-6"/>
-          <w:sz w:val="22"/>
-        </w:rPr>
-        <w:t> </w:t>
-      </w:r>
-      <w:r>
-        <w:rPr>
-          <w:sz w:val="22"/>
-        </w:rPr>
+        </w:rPr>
+        <w:t xml:space="preserve"> </w:t>
+      </w:r>
+      <w:r>
         <w:t>the</w:t>
       </w:r>
       <w:r>
         <w:rPr>
           <w:spacing w:val="-6"/>
-          <w:sz w:val="22"/>
-        </w:rPr>
-        <w:t> </w:t>
-      </w:r>
-      <w:r>
-        <w:rPr>
-          <w:sz w:val="22"/>
-        </w:rPr>
+        </w:rPr>
+        <w:t xml:space="preserve"> </w:t>
+      </w:r>
+      <w:r>
         <w:t>Philippines</w:t>
       </w:r>
       <w:r>
         <w:rPr>
           <w:spacing w:val="-7"/>
-          <w:sz w:val="22"/>
-        </w:rPr>
-        <w:t> </w:t>
+        </w:rPr>
+        <w:t xml:space="preserve"> </w:t>
       </w:r>
       <w:r>
         <w:rPr>
           <w:spacing w:val="-5"/>
-          <w:sz w:val="22"/>
         </w:rPr>
         <w:t>by;</w:t>
       </w:r>
@@ -391,39 +346,30 @@
       <w:pPr>
         <w:pStyle w:val="BodyText"/>
         <w:tabs>
-          <w:tab w:pos="10382" w:val="left" w:leader="none"/>
-          <w:tab w:pos="10472" w:val="left" w:leader="none"/>
+          <w:tab w:val="left" w:pos="10382"/>
+          <w:tab w:val="left" w:pos="10472"/>
         </w:tabs>
         <w:ind w:left="1080" w:right="325"/>
       </w:pPr>
       <w:r>
-        <w:rPr/>
-        <w:t>Name of Agent/ Company: LINK ASIA MANPOWER SOLUTIONS CORP.  (DMW License No. DMW-067-LB-03312023-R)</w:t>
-        <w:tab/>
-        <w:t>Address: Unit 103, 8 Antonio Centre Building, Prime St., Madrigal Business Park 2, Brgy. Alabang, Muntinlupa City, Metro Manila, Philippines</w:t>
-      </w:r>
-      <w:r>
-        <w:rPr>
-          <w:spacing w:val="54"/>
-        </w:rPr>
-      </w:r>
-      <w:r>
-        <w:rPr>
-          <w:u w:val="single"/>
-        </w:rPr>
-      </w:r>
-      <w:r>
-        <w:rPr/>
-      </w:r>
-      <w:r>
-        <w:rPr>
-          <w:spacing w:val="40"/>
-        </w:rPr>
-      </w:r>
-      <w:r>
-        <w:rPr>
-          <w:u w:val="single"/>
-        </w:rPr>
+        <w:t>Name of Agent/ Company: LINK ASIA MANPOWER SOLUTIONS COR</w:t>
+      </w:r>
+      <w:r>
+        <w:t>P</w:t>
+      </w:r>
+      <w:r>
+        <w:br/>
+      </w:r>
+      <w:r>
+        <w:t xml:space="preserve">Address: Unit 103, 8 Antonio Centre Building, Prime St., Madrigal Business Park 2, </w:t>
+      </w:r>
+      <w:proofErr w:type="spellStart"/>
+      <w:r>
+        <w:t>Brgy</w:t>
+      </w:r>
+      <w:proofErr w:type="spellEnd"/>
+      <w:r>
+        <w:t>. Alabang, Muntinlupa City, Metro Manila, Philippines</w:t>
       </w:r>
     </w:p>
     <w:p>
@@ -452,119 +398,125 @@
           <w:numId w:val="1"/>
         </w:numPr>
         <w:tabs>
-          <w:tab w:pos="1080" w:val="left" w:leader="none"/>
-          <w:tab w:pos="4919" w:val="left" w:leader="none"/>
-          <w:tab w:pos="10392" w:val="left" w:leader="none"/>
-          <w:tab w:pos="10448" w:val="left" w:leader="none"/>
-          <w:tab w:pos="10533" w:val="left" w:leader="none"/>
+          <w:tab w:val="left" w:pos="1080"/>
+          <w:tab w:val="left" w:pos="4919"/>
+          <w:tab w:val="left" w:pos="10392"/>
+          <w:tab w:val="left" w:pos="10448"/>
+          <w:tab w:val="left" w:pos="10533"/>
         </w:tabs>
-        <w:spacing w:line="240" w:lineRule="auto" w:before="0" w:after="0"/>
-        <w:ind w:left="1080" w:right="264" w:hanging="720"/>
-        <w:jc w:val="left"/>
-        <w:rPr>
-          <w:sz w:val="22"/>
-        </w:rPr>
-      </w:pPr>
-      <w:r>
-        <w:rPr>
-          <w:sz w:val="22"/>
-        </w:rPr>
+        <w:ind w:right="264" w:hanging="720"/>
+      </w:pPr>
+      <w:r>
         <w:t>Employee:</w:t>
       </w:r>
       <w:r>
         <w:rPr>
           <w:spacing w:val="40"/>
-          <w:sz w:val="22"/>
-        </w:rPr>
-        <w:t> </w:t>
-      </w:r>
-      <w:r>
-        <w:rPr>
-          <w:sz w:val="22"/>
+        </w:rPr>
+        <w:t xml:space="preserve"> </w:t>
+      </w:r>
+      <w:r>
+        <w:rPr>
           <w:u w:val="single"/>
         </w:rPr>
         <w:tab/>
+      </w:r>
+      <w:r>
+        <w:rPr>
+          <w:u w:val="single"/>
+        </w:rPr>
         <w:tab/>
       </w:r>
       <w:r>
-        <w:rPr>
-          <w:sz w:val="22"/>
-        </w:rPr>
-        <w:t> Civil Status: </w:t>
-      </w:r>
-      <w:r>
-        <w:rPr>
-          <w:sz w:val="22"/>
+        <w:t xml:space="preserve"> Civil Status: </w:t>
+      </w:r>
+      <w:r>
+        <w:rPr>
           <w:u w:val="single"/>
         </w:rPr>
         <w:tab/>
       </w:r>
       <w:r>
-        <w:rPr>
-          <w:sz w:val="22"/>
-        </w:rPr>
         <w:t>Passport No.:</w:t>
       </w:r>
       <w:r>
         <w:rPr>
           <w:spacing w:val="40"/>
-          <w:sz w:val="22"/>
-        </w:rPr>
-        <w:t> </w:t>
-      </w:r>
-      <w:r>
-        <w:rPr>
-          <w:sz w:val="22"/>
+        </w:rPr>
+        <w:t xml:space="preserve"> </w:t>
+      </w:r>
+      <w:r>
+        <w:rPr>
           <w:u w:val="single"/>
         </w:rPr>
         <w:tab/>
+      </w:r>
+      <w:r>
+        <w:rPr>
+          <w:u w:val="single"/>
+        </w:rPr>
         <w:tab/>
       </w:r>
       <w:r>
-        <w:rPr>
-          <w:sz w:val="22"/>
-        </w:rPr>
-        <w:t> Date &amp; Place of Issue:</w:t>
+        <w:t xml:space="preserve"> Date &amp; Place of Issue:</w:t>
       </w:r>
       <w:r>
         <w:rPr>
           <w:spacing w:val="74"/>
-          <w:sz w:val="22"/>
-        </w:rPr>
-        <w:t> </w:t>
-      </w:r>
-      <w:r>
-        <w:rPr>
-          <w:sz w:val="22"/>
+        </w:rPr>
+        <w:t xml:space="preserve"> </w:t>
+      </w:r>
+      <w:r>
+        <w:rPr>
           <w:u w:val="single"/>
         </w:rPr>
         <w:tab/>
+      </w:r>
+      <w:r>
+        <w:rPr>
+          <w:u w:val="single"/>
+        </w:rPr>
         <w:tab/>
+      </w:r>
+      <w:r>
+        <w:rPr>
+          <w:u w:val="single"/>
+        </w:rPr>
         <w:tab/>
+      </w:r>
+      <w:r>
+        <w:rPr>
+          <w:u w:val="single"/>
+        </w:rPr>
         <w:tab/>
       </w:r>
       <w:r>
-        <w:rPr>
-          <w:sz w:val="22"/>
-        </w:rPr>
-        <w:t> Philippine Address:</w:t>
+        <w:t xml:space="preserve"> Philippine Address:</w:t>
       </w:r>
       <w:r>
         <w:rPr>
           <w:spacing w:val="40"/>
-          <w:sz w:val="22"/>
-        </w:rPr>
-        <w:t> </w:t>
-      </w:r>
-      <w:r>
-        <w:rPr>
-          <w:sz w:val="22"/>
+        </w:rPr>
+        <w:t xml:space="preserve"> </w:t>
+      </w:r>
+      <w:r>
+        <w:rPr>
           <w:u w:val="single"/>
         </w:rPr>
         <w:tab/>
+      </w:r>
+      <w:r>
+        <w:rPr>
+          <w:u w:val="single"/>
+        </w:rPr>
         <w:tab/>
+      </w:r>
+      <w:r>
+        <w:rPr>
+          <w:u w:val="single"/>
+        </w:rPr>
         <w:tab/>
-        <w:t> </w:t>
+        <w:t xml:space="preserve"> </w:t>
       </w:r>
     </w:p>
     <w:p>
@@ -578,84 +530,76 @@
         <w:ind w:left="360"/>
       </w:pPr>
       <w:r>
-        <w:rPr/>
         <w:t>Voluntarily</w:t>
       </w:r>
       <w:r>
         <w:rPr>
           <w:spacing w:val="-6"/>
         </w:rPr>
-        <w:t> </w:t>
-      </w:r>
-      <w:r>
-        <w:rPr/>
+        <w:t xml:space="preserve"> </w:t>
+      </w:r>
+      <w:r>
         <w:t>binding</w:t>
       </w:r>
       <w:r>
         <w:rPr>
           <w:spacing w:val="-6"/>
         </w:rPr>
-        <w:t> </w:t>
-      </w:r>
-      <w:r>
-        <w:rPr/>
+        <w:t xml:space="preserve"> </w:t>
+      </w:r>
+      <w:r>
         <w:t>themselves</w:t>
       </w:r>
       <w:r>
         <w:rPr>
           <w:spacing w:val="-7"/>
         </w:rPr>
-        <w:t> </w:t>
-      </w:r>
-      <w:r>
-        <w:rPr/>
+        <w:t xml:space="preserve"> </w:t>
+      </w:r>
+      <w:r>
         <w:t>to</w:t>
       </w:r>
       <w:r>
         <w:rPr>
           <w:spacing w:val="-7"/>
         </w:rPr>
-        <w:t> </w:t>
-      </w:r>
-      <w:r>
-        <w:rPr/>
+        <w:t xml:space="preserve"> </w:t>
+      </w:r>
+      <w:r>
         <w:t>the</w:t>
       </w:r>
       <w:r>
         <w:rPr>
           <w:spacing w:val="-7"/>
         </w:rPr>
-        <w:t> </w:t>
-      </w:r>
-      <w:r>
-        <w:rPr/>
+        <w:t xml:space="preserve"> </w:t>
+      </w:r>
+      <w:r>
         <w:t>following</w:t>
       </w:r>
       <w:r>
         <w:rPr>
           <w:spacing w:val="-7"/>
         </w:rPr>
-        <w:t> </w:t>
-      </w:r>
-      <w:r>
-        <w:rPr/>
+        <w:t xml:space="preserve"> </w:t>
+      </w:r>
+      <w:r>
         <w:t>terms</w:t>
       </w:r>
       <w:r>
         <w:rPr>
           <w:spacing w:val="-6"/>
         </w:rPr>
-        <w:t> </w:t>
-      </w:r>
-      <w:r>
-        <w:rPr/>
+        <w:t xml:space="preserve"> </w:t>
+      </w:r>
+      <w:r>
         <w:t>and</w:t>
       </w:r>
       <w:r>
         <w:rPr>
           <w:spacing w:val="-7"/>
         </w:rPr>
-        <w:t> </w:t>
+        <w:t xml:space="preserve"> </w:t>
       </w:r>
       <w:r>
         <w:rPr>
@@ -672,32 +616,23 @@
           <w:numId w:val="1"/>
         </w:numPr>
         <w:tabs>
-          <w:tab w:pos="1079" w:val="left" w:leader="none"/>
-          <w:tab w:pos="10330" w:val="left" w:leader="none"/>
+          <w:tab w:val="left" w:pos="1079"/>
+          <w:tab w:val="left" w:pos="10330"/>
         </w:tabs>
-        <w:spacing w:line="240" w:lineRule="auto" w:before="252" w:after="0"/>
-        <w:ind w:left="1079" w:right="0" w:hanging="719"/>
-        <w:jc w:val="left"/>
-        <w:rPr>
-          <w:sz w:val="22"/>
-        </w:rPr>
-      </w:pPr>
-      <w:r>
-        <w:rPr>
-          <w:sz w:val="22"/>
-        </w:rPr>
+        <w:spacing w:before="252"/>
+        <w:ind w:hanging="719"/>
+      </w:pPr>
+      <w:r>
         <w:t>Site of Employment</w:t>
       </w:r>
       <w:r>
         <w:rPr>
           <w:spacing w:val="40"/>
-          <w:sz w:val="22"/>
-        </w:rPr>
-        <w:t> </w:t>
-      </w:r>
-      <w:r>
-        <w:rPr>
-          <w:sz w:val="22"/>
+        </w:rPr>
+        <w:t xml:space="preserve"> </w:t>
+      </w:r>
+      <w:r>
+        <w:rPr>
           <w:u w:val="single"/>
         </w:rPr>
         <w:tab/>
@@ -716,32 +651,22 @@
           <w:numId w:val="1"/>
         </w:numPr>
         <w:tabs>
-          <w:tab w:pos="1080" w:val="left" w:leader="none"/>
-          <w:tab w:pos="5092" w:val="left" w:leader="none"/>
+          <w:tab w:val="left" w:pos="1080"/>
+          <w:tab w:val="left" w:pos="5092"/>
         </w:tabs>
-        <w:spacing w:line="240" w:lineRule="auto" w:before="0" w:after="0"/>
         <w:ind w:left="1080" w:right="437" w:hanging="721"/>
-        <w:jc w:val="left"/>
-        <w:rPr>
-          <w:sz w:val="22"/>
-        </w:rPr>
-      </w:pPr>
-      <w:r>
-        <w:rPr>
-          <w:sz w:val="22"/>
-        </w:rPr>
+      </w:pPr>
+      <w:r>
         <w:t>Contract Duration</w:t>
       </w:r>
       <w:r>
         <w:rPr>
           <w:spacing w:val="40"/>
-          <w:sz w:val="22"/>
-        </w:rPr>
-        <w:t> </w:t>
-      </w:r>
-      <w:r>
-        <w:rPr>
-          <w:sz w:val="22"/>
+        </w:rPr>
+        <w:t xml:space="preserve"> </w:t>
+      </w:r>
+      <w:r>
+        <w:rPr>
           <w:u w:val="single"/>
         </w:rPr>
         <w:tab/>
@@ -749,105 +674,73 @@
       <w:r>
         <w:rPr>
           <w:spacing w:val="-5"/>
-          <w:sz w:val="22"/>
-        </w:rPr>
-        <w:t> </w:t>
-      </w:r>
-      <w:r>
-        <w:rPr>
-          <w:sz w:val="22"/>
-        </w:rPr>
+        </w:rPr>
+        <w:t xml:space="preserve"> </w:t>
+      </w:r>
+      <w:r>
         <w:t>commencing</w:t>
       </w:r>
       <w:r>
         <w:rPr>
           <w:spacing w:val="-4"/>
-          <w:sz w:val="22"/>
-        </w:rPr>
-        <w:t> </w:t>
-      </w:r>
-      <w:r>
-        <w:rPr>
-          <w:sz w:val="22"/>
-        </w:rPr>
+        </w:rPr>
+        <w:t xml:space="preserve"> </w:t>
+      </w:r>
+      <w:r>
         <w:t>from</w:t>
       </w:r>
       <w:r>
         <w:rPr>
           <w:spacing w:val="-6"/>
-          <w:sz w:val="22"/>
-        </w:rPr>
-        <w:t> </w:t>
-      </w:r>
-      <w:r>
-        <w:rPr>
-          <w:sz w:val="22"/>
-        </w:rPr>
+        </w:rPr>
+        <w:t xml:space="preserve"> </w:t>
+      </w:r>
+      <w:r>
         <w:t>the</w:t>
       </w:r>
       <w:r>
         <w:rPr>
           <w:spacing w:val="-4"/>
-          <w:sz w:val="22"/>
-        </w:rPr>
-        <w:t> </w:t>
-      </w:r>
-      <w:r>
-        <w:rPr>
-          <w:sz w:val="22"/>
-        </w:rPr>
+        </w:rPr>
+        <w:t xml:space="preserve"> </w:t>
+      </w:r>
+      <w:r>
         <w:t>employee’s</w:t>
       </w:r>
       <w:r>
         <w:rPr>
           <w:spacing w:val="-5"/>
-          <w:sz w:val="22"/>
-        </w:rPr>
-        <w:t> </w:t>
-      </w:r>
-      <w:r>
-        <w:rPr>
-          <w:sz w:val="22"/>
-        </w:rPr>
+        </w:rPr>
+        <w:t xml:space="preserve"> </w:t>
+      </w:r>
+      <w:r>
         <w:t>departure</w:t>
       </w:r>
       <w:r>
         <w:rPr>
           <w:spacing w:val="-4"/>
-          <w:sz w:val="22"/>
-        </w:rPr>
-        <w:t> </w:t>
-      </w:r>
-      <w:r>
-        <w:rPr>
-          <w:sz w:val="22"/>
-        </w:rPr>
+        </w:rPr>
+        <w:t xml:space="preserve"> </w:t>
+      </w:r>
+      <w:r>
         <w:t>from</w:t>
       </w:r>
       <w:r>
         <w:rPr>
           <w:spacing w:val="-6"/>
-          <w:sz w:val="22"/>
-        </w:rPr>
-        <w:t> </w:t>
-      </w:r>
-      <w:r>
-        <w:rPr>
-          <w:sz w:val="22"/>
-        </w:rPr>
+        </w:rPr>
+        <w:t xml:space="preserve"> </w:t>
+      </w:r>
+      <w:r>
         <w:t>the</w:t>
       </w:r>
       <w:r>
         <w:rPr>
           <w:spacing w:val="-4"/>
-          <w:sz w:val="22"/>
-        </w:rPr>
-        <w:t> </w:t>
-      </w:r>
-      <w:r>
-        <w:rPr>
-          <w:sz w:val="22"/>
-        </w:rPr>
+        </w:rPr>
+        <w:t xml:space="preserve"> </w:t>
+      </w:r>
+      <w:r>
         <w:t>point of origin to the site of employment.</w:t>
       </w:r>
     </w:p>
@@ -865,32 +758,22 @@
           <w:numId w:val="1"/>
         </w:numPr>
         <w:tabs>
-          <w:tab w:pos="1079" w:val="left" w:leader="none"/>
-          <w:tab w:pos="10384" w:val="left" w:leader="none"/>
+          <w:tab w:val="left" w:pos="1079"/>
+          <w:tab w:val="left" w:pos="10384"/>
         </w:tabs>
-        <w:spacing w:line="240" w:lineRule="auto" w:before="0" w:after="0"/>
-        <w:ind w:left="1079" w:right="0" w:hanging="719"/>
-        <w:jc w:val="left"/>
-        <w:rPr>
-          <w:sz w:val="22"/>
-        </w:rPr>
-      </w:pPr>
-      <w:r>
-        <w:rPr>
-          <w:sz w:val="22"/>
-        </w:rPr>
+        <w:ind w:hanging="719"/>
+      </w:pPr>
+      <w:r>
         <w:t>Employee’s Position</w:t>
       </w:r>
       <w:r>
         <w:rPr>
           <w:spacing w:val="54"/>
-          <w:sz w:val="22"/>
-        </w:rPr>
-        <w:t> </w:t>
-      </w:r>
-      <w:r>
-        <w:rPr>
-          <w:sz w:val="22"/>
+        </w:rPr>
+        <w:t xml:space="preserve"> </w:t>
+      </w:r>
+      <w:r>
+        <w:rPr>
           <w:u w:val="single"/>
         </w:rPr>
         <w:tab/>
@@ -904,32 +787,23 @@
           <w:numId w:val="1"/>
         </w:numPr>
         <w:tabs>
-          <w:tab w:pos="1079" w:val="left" w:leader="none"/>
-          <w:tab w:pos="10367" w:val="left" w:leader="none"/>
+          <w:tab w:val="left" w:pos="1079"/>
+          <w:tab w:val="left" w:pos="10367"/>
         </w:tabs>
-        <w:spacing w:line="240" w:lineRule="auto" w:before="252" w:after="0"/>
-        <w:ind w:left="1079" w:right="0" w:hanging="719"/>
-        <w:jc w:val="left"/>
-        <w:rPr>
-          <w:sz w:val="22"/>
-        </w:rPr>
-      </w:pPr>
-      <w:r>
-        <w:rPr>
-          <w:sz w:val="22"/>
-        </w:rPr>
+        <w:spacing w:before="252"/>
+        <w:ind w:hanging="719"/>
+      </w:pPr>
+      <w:r>
         <w:t>Basic Monthly Salary</w:t>
       </w:r>
       <w:r>
         <w:rPr>
           <w:spacing w:val="56"/>
-          <w:sz w:val="22"/>
-        </w:rPr>
-        <w:t> </w:t>
-      </w:r>
-      <w:r>
-        <w:rPr>
-          <w:sz w:val="22"/>
+        </w:rPr>
+        <w:t xml:space="preserve"> </w:t>
+      </w:r>
+      <w:r>
+        <w:rPr>
           <w:u w:val="single"/>
         </w:rPr>
         <w:tab/>
@@ -949,175 +823,121 @@
           <w:numId w:val="1"/>
         </w:numPr>
         <w:tabs>
-          <w:tab w:pos="1079" w:val="left" w:leader="none"/>
+          <w:tab w:val="left" w:pos="1079"/>
         </w:tabs>
-        <w:spacing w:line="240" w:lineRule="auto" w:before="0" w:after="0"/>
-        <w:ind w:left="1079" w:right="0" w:hanging="719"/>
-        <w:jc w:val="left"/>
-        <w:rPr>
-          <w:sz w:val="22"/>
-        </w:rPr>
-      </w:pPr>
-      <w:r>
-        <w:rPr>
-          <w:sz w:val="22"/>
-        </w:rPr>
+        <w:ind w:hanging="719"/>
+      </w:pPr>
+      <w:r>
         <w:t>Regular</w:t>
       </w:r>
       <w:r>
         <w:rPr>
           <w:spacing w:val="-6"/>
-          <w:sz w:val="22"/>
-        </w:rPr>
-        <w:t> </w:t>
-      </w:r>
-      <w:r>
-        <w:rPr>
-          <w:sz w:val="22"/>
-        </w:rPr>
+        </w:rPr>
+        <w:t xml:space="preserve"> </w:t>
+      </w:r>
+      <w:r>
         <w:t>Working</w:t>
       </w:r>
       <w:r>
         <w:rPr>
           <w:spacing w:val="-5"/>
-          <w:sz w:val="22"/>
-        </w:rPr>
-        <w:t> </w:t>
-      </w:r>
-      <w:r>
-        <w:rPr>
-          <w:sz w:val="22"/>
-        </w:rPr>
+        </w:rPr>
+        <w:t xml:space="preserve"> </w:t>
+      </w:r>
+      <w:r>
         <w:t>Hours:</w:t>
       </w:r>
       <w:r>
         <w:rPr>
           <w:spacing w:val="-5"/>
-          <w:sz w:val="22"/>
-        </w:rPr>
-        <w:t> </w:t>
-      </w:r>
-      <w:r>
-        <w:rPr>
-          <w:sz w:val="22"/>
-        </w:rPr>
+        </w:rPr>
+        <w:t xml:space="preserve"> </w:t>
+      </w:r>
+      <w:r>
         <w:t>Maximum</w:t>
       </w:r>
       <w:r>
         <w:rPr>
           <w:spacing w:val="-7"/>
-          <w:sz w:val="22"/>
-        </w:rPr>
-        <w:t> </w:t>
-      </w:r>
-      <w:r>
-        <w:rPr>
-          <w:sz w:val="22"/>
-        </w:rPr>
+        </w:rPr>
+        <w:t xml:space="preserve"> </w:t>
+      </w:r>
+      <w:r>
         <w:t>of</w:t>
       </w:r>
       <w:r>
         <w:rPr>
           <w:spacing w:val="-5"/>
-          <w:sz w:val="22"/>
-        </w:rPr>
-        <w:t> </w:t>
-      </w:r>
-      <w:r>
-        <w:rPr>
-          <w:sz w:val="22"/>
-        </w:rPr>
+        </w:rPr>
+        <w:t xml:space="preserve"> </w:t>
+      </w:r>
+      <w:r>
         <w:t>8</w:t>
       </w:r>
       <w:r>
         <w:rPr>
           <w:spacing w:val="-5"/>
-          <w:sz w:val="22"/>
-        </w:rPr>
-        <w:t> </w:t>
-      </w:r>
-      <w:r>
-        <w:rPr>
-          <w:sz w:val="22"/>
-        </w:rPr>
+        </w:rPr>
+        <w:t xml:space="preserve"> </w:t>
+      </w:r>
+      <w:r>
         <w:t>hours</w:t>
       </w:r>
       <w:r>
         <w:rPr>
           <w:spacing w:val="-5"/>
-          <w:sz w:val="22"/>
-        </w:rPr>
-        <w:t> </w:t>
-      </w:r>
-      <w:r>
-        <w:rPr>
-          <w:sz w:val="22"/>
-        </w:rPr>
+        </w:rPr>
+        <w:t xml:space="preserve"> </w:t>
+      </w:r>
+      <w:r>
         <w:t>per</w:t>
       </w:r>
       <w:r>
         <w:rPr>
           <w:spacing w:val="-5"/>
-          <w:sz w:val="22"/>
-        </w:rPr>
-        <w:t> </w:t>
-      </w:r>
-      <w:r>
-        <w:rPr>
-          <w:sz w:val="22"/>
-        </w:rPr>
+        </w:rPr>
+        <w:t xml:space="preserve"> </w:t>
+      </w:r>
+      <w:r>
         <w:t>day,</w:t>
       </w:r>
       <w:r>
         <w:rPr>
           <w:spacing w:val="-5"/>
-          <w:sz w:val="22"/>
-        </w:rPr>
-        <w:t> </w:t>
-      </w:r>
-      <w:r>
-        <w:rPr>
-          <w:sz w:val="22"/>
-        </w:rPr>
+        </w:rPr>
+        <w:t xml:space="preserve"> </w:t>
+      </w:r>
+      <w:r>
         <w:t>six</w:t>
       </w:r>
       <w:r>
         <w:rPr>
           <w:spacing w:val="-6"/>
-          <w:sz w:val="22"/>
-        </w:rPr>
-        <w:t> </w:t>
-      </w:r>
-      <w:r>
-        <w:rPr>
-          <w:sz w:val="22"/>
-        </w:rPr>
+        </w:rPr>
+        <w:t xml:space="preserve"> </w:t>
+      </w:r>
+      <w:r>
         <w:t>days</w:t>
       </w:r>
       <w:r>
         <w:rPr>
           <w:spacing w:val="-6"/>
-          <w:sz w:val="22"/>
-        </w:rPr>
-        <w:t> </w:t>
-      </w:r>
-      <w:r>
-        <w:rPr>
-          <w:sz w:val="22"/>
-        </w:rPr>
+        </w:rPr>
+        <w:t xml:space="preserve"> </w:t>
+      </w:r>
+      <w:r>
         <w:t>per</w:t>
       </w:r>
       <w:r>
         <w:rPr>
           <w:spacing w:val="-5"/>
-          <w:sz w:val="22"/>
-        </w:rPr>
-        <w:t> </w:t>
+        </w:rPr>
+        <w:t xml:space="preserve"> </w:t>
       </w:r>
       <w:r>
         <w:rPr>
           <w:spacing w:val="-2"/>
-          <w:sz w:val="22"/>
         </w:rPr>
         <w:t>week.</w:t>
       </w:r>
@@ -1130,32 +950,23 @@
           <w:numId w:val="1"/>
         </w:numPr>
         <w:tabs>
-          <w:tab w:pos="1079" w:val="left" w:leader="none"/>
+          <w:tab w:val="left" w:pos="1079"/>
         </w:tabs>
-        <w:spacing w:line="240" w:lineRule="auto" w:before="252" w:after="0"/>
-        <w:ind w:left="1079" w:right="0" w:hanging="719"/>
-        <w:jc w:val="left"/>
-        <w:rPr>
-          <w:sz w:val="22"/>
-        </w:rPr>
-      </w:pPr>
-      <w:r>
-        <w:rPr>
-          <w:sz w:val="22"/>
-        </w:rPr>
+        <w:spacing w:before="252"/>
+        <w:ind w:hanging="719"/>
+      </w:pPr>
+      <w:r>
         <w:t>Overtime</w:t>
       </w:r>
       <w:r>
         <w:rPr>
           <w:spacing w:val="-12"/>
-          <w:sz w:val="22"/>
-        </w:rPr>
-        <w:t> </w:t>
+        </w:rPr>
+        <w:t xml:space="preserve"> </w:t>
       </w:r>
       <w:r>
         <w:rPr>
           <w:spacing w:val="-4"/>
-          <w:sz w:val="22"/>
         </w:rPr>
         <w:t>Pay:</w:t>
       </w:r>
@@ -1168,32 +979,22 @@
           <w:numId w:val="1"/>
         </w:numPr>
         <w:tabs>
-          <w:tab w:pos="1800" w:val="left" w:leader="none"/>
-          <w:tab w:pos="10409" w:val="left" w:leader="none"/>
+          <w:tab w:val="left" w:pos="1800"/>
+          <w:tab w:val="left" w:pos="10409"/>
         </w:tabs>
-        <w:spacing w:line="240" w:lineRule="auto" w:before="0" w:after="0"/>
-        <w:ind w:left="1800" w:right="0" w:hanging="720"/>
-        <w:jc w:val="left"/>
-        <w:rPr>
-          <w:sz w:val="22"/>
-        </w:rPr>
-      </w:pPr>
-      <w:r>
-        <w:rPr>
-          <w:sz w:val="22"/>
-        </w:rPr>
+        <w:ind w:hanging="720"/>
+      </w:pPr>
+      <w:r>
         <w:t>For work over regular working hours:</w:t>
       </w:r>
       <w:r>
         <w:rPr>
           <w:spacing w:val="54"/>
-          <w:sz w:val="22"/>
-        </w:rPr>
-        <w:t> </w:t>
-      </w:r>
-      <w:r>
-        <w:rPr>
-          <w:sz w:val="22"/>
+        </w:rPr>
+        <w:t xml:space="preserve"> </w:t>
+      </w:r>
+      <w:r>
+        <w:rPr>
           <w:u w:val="single"/>
         </w:rPr>
         <w:tab/>
@@ -1207,32 +1008,23 @@
           <w:numId w:val="1"/>
         </w:numPr>
         <w:tabs>
-          <w:tab w:pos="1800" w:val="left" w:leader="none"/>
-          <w:tab w:pos="10422" w:val="left" w:leader="none"/>
+          <w:tab w:val="left" w:pos="1800"/>
+          <w:tab w:val="left" w:pos="10422"/>
         </w:tabs>
-        <w:spacing w:line="240" w:lineRule="auto" w:before="1" w:after="0"/>
-        <w:ind w:left="1800" w:right="0" w:hanging="720"/>
-        <w:jc w:val="left"/>
-        <w:rPr>
-          <w:sz w:val="22"/>
-        </w:rPr>
-      </w:pPr>
-      <w:r>
-        <w:rPr>
-          <w:sz w:val="22"/>
-        </w:rPr>
+        <w:spacing w:before="1"/>
+        <w:ind w:hanging="720"/>
+      </w:pPr>
+      <w:r>
         <w:t>For work on designated rest days &amp; holidays:</w:t>
       </w:r>
       <w:r>
         <w:rPr>
           <w:spacing w:val="54"/>
-          <w:sz w:val="22"/>
-        </w:rPr>
-        <w:t> </w:t>
-      </w:r>
-      <w:r>
-        <w:rPr>
-          <w:sz w:val="22"/>
+        </w:rPr>
+        <w:t xml:space="preserve"> </w:t>
+      </w:r>
+      <w:r>
+        <w:rPr>
           <w:u w:val="single"/>
         </w:rPr>
         <w:tab/>
@@ -1251,53 +1043,37 @@
           <w:numId w:val="1"/>
         </w:numPr>
         <w:tabs>
-          <w:tab w:pos="1080" w:val="left" w:leader="none"/>
+          <w:tab w:val="left" w:pos="1080"/>
         </w:tabs>
-        <w:spacing w:line="252" w:lineRule="exact" w:before="0" w:after="0"/>
-        <w:ind w:left="1080" w:right="0" w:hanging="720"/>
-        <w:jc w:val="left"/>
-        <w:rPr>
-          <w:sz w:val="22"/>
-        </w:rPr>
-      </w:pPr>
-      <w:r>
-        <w:rPr>
-          <w:sz w:val="22"/>
-        </w:rPr>
+        <w:spacing w:line="252" w:lineRule="exact"/>
+        <w:ind w:left="1080"/>
+      </w:pPr>
+      <w:r>
         <w:t>Leave</w:t>
       </w:r>
       <w:r>
         <w:rPr>
           <w:spacing w:val="-5"/>
-          <w:sz w:val="22"/>
-        </w:rPr>
-        <w:t> </w:t>
-      </w:r>
-      <w:r>
-        <w:rPr>
-          <w:sz w:val="22"/>
-        </w:rPr>
+        </w:rPr>
+        <w:t xml:space="preserve"> </w:t>
+      </w:r>
+      <w:r>
         <w:t>with</w:t>
       </w:r>
       <w:r>
         <w:rPr>
           <w:spacing w:val="-4"/>
-          <w:sz w:val="22"/>
-        </w:rPr>
-        <w:t> </w:t>
-      </w:r>
-      <w:r>
-        <w:rPr>
-          <w:sz w:val="22"/>
-        </w:rPr>
+        </w:rPr>
+        <w:t xml:space="preserve"> </w:t>
+      </w:r>
+      <w:r>
         <w:t>Full</w:t>
       </w:r>
       <w:r>
         <w:rPr>
           <w:spacing w:val="-4"/>
-          <w:sz w:val="22"/>
-        </w:rPr>
-        <w:t> Pay:</w:t>
+        </w:rPr>
+        <w:t xml:space="preserve"> Pay:</w:t>
       </w:r>
     </w:p>
     <w:p>
@@ -1308,32 +1084,23 @@
           <w:numId w:val="1"/>
         </w:numPr>
         <w:tabs>
-          <w:tab w:pos="1800" w:val="left" w:leader="none"/>
-          <w:tab w:pos="10397" w:val="left" w:leader="none"/>
+          <w:tab w:val="left" w:pos="1800"/>
+          <w:tab w:val="left" w:pos="10397"/>
         </w:tabs>
-        <w:spacing w:line="252" w:lineRule="exact" w:before="0" w:after="0"/>
-        <w:ind w:left="1800" w:right="0" w:hanging="720"/>
-        <w:jc w:val="left"/>
-        <w:rPr>
-          <w:sz w:val="22"/>
-        </w:rPr>
-      </w:pPr>
-      <w:r>
-        <w:rPr>
-          <w:sz w:val="22"/>
-        </w:rPr>
+        <w:spacing w:line="252" w:lineRule="exact"/>
+        <w:ind w:hanging="720"/>
+      </w:pPr>
+      <w:r>
         <w:t>Vacation Leave:</w:t>
       </w:r>
       <w:r>
         <w:rPr>
           <w:spacing w:val="40"/>
-          <w:sz w:val="22"/>
-        </w:rPr>
-        <w:t> </w:t>
-      </w:r>
-      <w:r>
-        <w:rPr>
-          <w:sz w:val="22"/>
+        </w:rPr>
+        <w:t xml:space="preserve"> </w:t>
+      </w:r>
+      <w:r>
+        <w:rPr>
           <w:u w:val="single"/>
         </w:rPr>
         <w:tab/>
@@ -1347,32 +1114,22 @@
           <w:numId w:val="1"/>
         </w:numPr>
         <w:tabs>
-          <w:tab w:pos="1800" w:val="left" w:leader="none"/>
-          <w:tab w:pos="10433" w:val="left" w:leader="none"/>
+          <w:tab w:val="left" w:pos="1800"/>
+          <w:tab w:val="left" w:pos="10433"/>
         </w:tabs>
-        <w:spacing w:line="240" w:lineRule="auto" w:before="0" w:after="0"/>
-        <w:ind w:left="1800" w:right="0" w:hanging="720"/>
-        <w:jc w:val="left"/>
-        <w:rPr>
-          <w:sz w:val="22"/>
-        </w:rPr>
-      </w:pPr>
-      <w:r>
-        <w:rPr>
-          <w:sz w:val="22"/>
-        </w:rPr>
+        <w:ind w:hanging="720"/>
+      </w:pPr>
+      <w:r>
         <w:t>Sick Leave:</w:t>
       </w:r>
       <w:r>
         <w:rPr>
           <w:spacing w:val="40"/>
-          <w:sz w:val="22"/>
-        </w:rPr>
-        <w:t> </w:t>
-      </w:r>
-      <w:r>
-        <w:rPr>
-          <w:sz w:val="22"/>
+        </w:rPr>
+        <w:t xml:space="preserve"> </w:t>
+      </w:r>
+      <w:r>
+        <w:rPr>
           <w:u w:val="single"/>
         </w:rPr>
         <w:tab/>
@@ -1392,20 +1149,13 @@
           <w:numId w:val="1"/>
         </w:numPr>
         <w:tabs>
-          <w:tab w:pos="1078" w:val="left" w:leader="none"/>
-          <w:tab w:pos="1080" w:val="left" w:leader="none"/>
+          <w:tab w:val="left" w:pos="1078"/>
+          <w:tab w:val="left" w:pos="1080"/>
         </w:tabs>
-        <w:spacing w:line="240" w:lineRule="auto" w:before="0" w:after="0"/>
         <w:ind w:left="1080" w:right="356" w:hanging="721"/>
         <w:jc w:val="both"/>
-        <w:rPr>
-          <w:sz w:val="22"/>
-        </w:rPr>
-      </w:pPr>
-      <w:r>
-        <w:rPr>
-          <w:sz w:val="22"/>
-        </w:rPr>
+      </w:pPr>
+      <w:r>
         <w:t>Free transportation to the site of employment and in the following cases, free return transportation to the point of origin: a. expiration of the contract; b. termination of the contract by the employer without just cause; c. if the employee is unable to continue to work due to work connected or work aggravated injury of illness; d. force of majeure; and e. in such other cases when contract of employment is terminated through no fault of the employee.</w:t>
       </w:r>
     </w:p>
@@ -1422,152 +1172,106 @@
           <w:numId w:val="1"/>
         </w:numPr>
         <w:tabs>
-          <w:tab w:pos="1080" w:val="left" w:leader="none"/>
-          <w:tab w:pos="6792" w:val="left" w:leader="none"/>
+          <w:tab w:val="left" w:pos="1080"/>
+          <w:tab w:val="left" w:pos="6792"/>
         </w:tabs>
-        <w:spacing w:line="240" w:lineRule="auto" w:before="0" w:after="0"/>
-        <w:ind w:left="1080" w:right="0" w:hanging="720"/>
-        <w:jc w:val="left"/>
-        <w:rPr>
-          <w:sz w:val="22"/>
-        </w:rPr>
-      </w:pPr>
-      <w:r>
-        <w:rPr>
-          <w:sz w:val="22"/>
-        </w:rPr>
+        <w:ind w:left="1080"/>
+      </w:pPr>
+      <w:r>
         <w:t>Free</w:t>
       </w:r>
       <w:r>
         <w:rPr>
           <w:spacing w:val="-3"/>
-          <w:sz w:val="22"/>
-        </w:rPr>
-        <w:t> </w:t>
-      </w:r>
-      <w:r>
-        <w:rPr>
-          <w:sz w:val="22"/>
-        </w:rPr>
+        </w:rPr>
+        <w:t xml:space="preserve"> </w:t>
+      </w:r>
+      <w:r>
         <w:t>food</w:t>
       </w:r>
       <w:r>
         <w:rPr>
           <w:spacing w:val="-3"/>
-          <w:sz w:val="22"/>
-        </w:rPr>
-        <w:t> </w:t>
-      </w:r>
-      <w:r>
-        <w:rPr>
-          <w:sz w:val="22"/>
-        </w:rPr>
+        </w:rPr>
+        <w:t xml:space="preserve"> </w:t>
+      </w:r>
+      <w:r>
         <w:t>or</w:t>
       </w:r>
       <w:r>
         <w:rPr>
           <w:spacing w:val="-4"/>
-          <w:sz w:val="22"/>
-        </w:rPr>
-        <w:t> </w:t>
-      </w:r>
-      <w:r>
-        <w:rPr>
-          <w:sz w:val="22"/>
-        </w:rPr>
+        </w:rPr>
+        <w:t xml:space="preserve"> </w:t>
+      </w:r>
+      <w:r>
         <w:t>compensatory</w:t>
       </w:r>
       <w:r>
         <w:rPr>
           <w:spacing w:val="-3"/>
-          <w:sz w:val="22"/>
-        </w:rPr>
-        <w:t> </w:t>
-      </w:r>
-      <w:r>
-        <w:rPr>
-          <w:sz w:val="22"/>
-        </w:rPr>
+        </w:rPr>
+        <w:t xml:space="preserve"> </w:t>
+      </w:r>
+      <w:r>
         <w:t>allowance</w:t>
       </w:r>
       <w:r>
         <w:rPr>
           <w:spacing w:val="-3"/>
-          <w:sz w:val="22"/>
-        </w:rPr>
-        <w:t> </w:t>
-      </w:r>
-      <w:r>
-        <w:rPr>
-          <w:sz w:val="22"/>
-        </w:rPr>
+        </w:rPr>
+        <w:t xml:space="preserve"> </w:t>
+      </w:r>
+      <w:r>
         <w:t>of</w:t>
       </w:r>
       <w:r>
         <w:rPr>
           <w:spacing w:val="-3"/>
-          <w:sz w:val="22"/>
-        </w:rPr>
-        <w:t> </w:t>
-      </w:r>
-      <w:r>
-        <w:rPr>
-          <w:sz w:val="22"/>
-        </w:rPr>
+        </w:rPr>
+        <w:t xml:space="preserve"> </w:t>
+      </w:r>
+      <w:r>
         <w:t>US$</w:t>
       </w:r>
       <w:r>
         <w:rPr>
           <w:spacing w:val="-3"/>
-          <w:sz w:val="22"/>
-        </w:rPr>
-        <w:t> </w:t>
-      </w:r>
-      <w:r>
-        <w:rPr>
-          <w:sz w:val="22"/>
+        </w:rPr>
+        <w:t xml:space="preserve"> </w:t>
+      </w:r>
+      <w:r>
+        <w:rPr>
           <w:u w:val="single"/>
         </w:rPr>
         <w:tab/>
       </w:r>
       <w:r>
-        <w:rPr>
-          <w:sz w:val="22"/>
-        </w:rPr>
         <w:t>,</w:t>
       </w:r>
       <w:r>
         <w:rPr>
           <w:spacing w:val="-5"/>
-          <w:sz w:val="22"/>
-        </w:rPr>
-        <w:t> </w:t>
-      </w:r>
-      <w:r>
-        <w:rPr>
-          <w:sz w:val="22"/>
-        </w:rPr>
+        </w:rPr>
+        <w:t xml:space="preserve"> </w:t>
+      </w:r>
+      <w:r>
         <w:t>free</w:t>
       </w:r>
       <w:r>
         <w:rPr>
           <w:spacing w:val="-4"/>
-          <w:sz w:val="22"/>
-        </w:rPr>
-        <w:t> </w:t>
-      </w:r>
-      <w:r>
-        <w:rPr>
-          <w:sz w:val="22"/>
-        </w:rPr>
+        </w:rPr>
+        <w:t xml:space="preserve"> </w:t>
+      </w:r>
+      <w:r>
         <w:t>suitable</w:t>
       </w:r>
       <w:r>
         <w:rPr>
           <w:spacing w:val="-2"/>
-          <w:sz w:val="22"/>
-        </w:rPr>
-        <w:t> housing.</w:t>
+        </w:rPr>
+        <w:t xml:space="preserve"> housing.</w:t>
       </w:r>
     </w:p>
     <w:p>
@@ -1578,136 +1282,95 @@
           <w:numId w:val="1"/>
         </w:numPr>
         <w:tabs>
-          <w:tab w:pos="1080" w:val="left" w:leader="none"/>
+          <w:tab w:val="left" w:pos="1080"/>
         </w:tabs>
-        <w:spacing w:line="240" w:lineRule="auto" w:before="252" w:after="0"/>
-        <w:ind w:left="1080" w:right="0" w:hanging="720"/>
-        <w:jc w:val="left"/>
-        <w:rPr>
-          <w:sz w:val="22"/>
-        </w:rPr>
-      </w:pPr>
-      <w:r>
-        <w:rPr>
-          <w:sz w:val="22"/>
-        </w:rPr>
+        <w:spacing w:before="252"/>
+        <w:ind w:left="1080"/>
+      </w:pPr>
+      <w:r>
         <w:t>Free</w:t>
       </w:r>
       <w:r>
         <w:rPr>
           <w:spacing w:val="-7"/>
-          <w:sz w:val="22"/>
-        </w:rPr>
-        <w:t> </w:t>
-      </w:r>
-      <w:r>
-        <w:rPr>
-          <w:sz w:val="22"/>
-        </w:rPr>
+        </w:rPr>
+        <w:t xml:space="preserve"> </w:t>
+      </w:r>
+      <w:r>
         <w:t>emergency</w:t>
       </w:r>
       <w:r>
         <w:rPr>
           <w:spacing w:val="-4"/>
-          <w:sz w:val="22"/>
-        </w:rPr>
-        <w:t> </w:t>
-      </w:r>
-      <w:r>
-        <w:rPr>
-          <w:sz w:val="22"/>
-        </w:rPr>
+        </w:rPr>
+        <w:t xml:space="preserve"> </w:t>
+      </w:r>
+      <w:r>
         <w:t>medical</w:t>
       </w:r>
       <w:r>
         <w:rPr>
           <w:spacing w:val="-6"/>
-          <w:sz w:val="22"/>
-        </w:rPr>
-        <w:t> </w:t>
-      </w:r>
-      <w:r>
-        <w:rPr>
-          <w:sz w:val="22"/>
-        </w:rPr>
+        </w:rPr>
+        <w:t xml:space="preserve"> </w:t>
+      </w:r>
+      <w:r>
         <w:t>and</w:t>
       </w:r>
       <w:r>
         <w:rPr>
           <w:spacing w:val="-7"/>
-          <w:sz w:val="22"/>
-        </w:rPr>
-        <w:t> </w:t>
-      </w:r>
-      <w:r>
-        <w:rPr>
-          <w:sz w:val="22"/>
-        </w:rPr>
+        </w:rPr>
+        <w:t xml:space="preserve"> </w:t>
+      </w:r>
+      <w:r>
         <w:t>dental</w:t>
       </w:r>
       <w:r>
         <w:rPr>
           <w:spacing w:val="-6"/>
-          <w:sz w:val="22"/>
-        </w:rPr>
-        <w:t> </w:t>
-      </w:r>
-      <w:r>
-        <w:rPr>
-          <w:sz w:val="22"/>
-        </w:rPr>
+        </w:rPr>
+        <w:t xml:space="preserve"> </w:t>
+      </w:r>
+      <w:r>
         <w:t>services</w:t>
       </w:r>
       <w:r>
         <w:rPr>
           <w:spacing w:val="-6"/>
-          <w:sz w:val="22"/>
-        </w:rPr>
-        <w:t> </w:t>
-      </w:r>
-      <w:r>
-        <w:rPr>
-          <w:sz w:val="22"/>
-        </w:rPr>
+        </w:rPr>
+        <w:t xml:space="preserve"> </w:t>
+      </w:r>
+      <w:r>
         <w:t>and</w:t>
       </w:r>
       <w:r>
         <w:rPr>
           <w:spacing w:val="-6"/>
-          <w:sz w:val="22"/>
-        </w:rPr>
-        <w:t> </w:t>
-      </w:r>
-      <w:r>
-        <w:rPr>
-          <w:sz w:val="22"/>
-        </w:rPr>
+        </w:rPr>
+        <w:t xml:space="preserve"> </w:t>
+      </w:r>
+      <w:r>
         <w:t>facilities</w:t>
       </w:r>
       <w:r>
         <w:rPr>
           <w:spacing w:val="-7"/>
-          <w:sz w:val="22"/>
-        </w:rPr>
-        <w:t> </w:t>
-      </w:r>
-      <w:r>
-        <w:rPr>
-          <w:sz w:val="22"/>
-        </w:rPr>
+        </w:rPr>
+        <w:t xml:space="preserve"> </w:t>
+      </w:r>
+      <w:r>
         <w:t>including</w:t>
       </w:r>
       <w:r>
         <w:rPr>
           <w:spacing w:val="-7"/>
-          <w:sz w:val="22"/>
-        </w:rPr>
-        <w:t> </w:t>
+        </w:rPr>
+        <w:t xml:space="preserve"> </w:t>
       </w:r>
       <w:r>
         <w:rPr>
           <w:spacing w:val="-2"/>
-          <w:sz w:val="22"/>
         </w:rPr>
         <w:t>medicine.</w:t>
       </w:r>
@@ -1725,26 +1388,19 @@
           <w:numId w:val="1"/>
         </w:numPr>
         <w:tabs>
-          <w:tab w:pos="1078" w:val="left" w:leader="none"/>
-          <w:tab w:pos="1080" w:val="left" w:leader="none"/>
+          <w:tab w:val="left" w:pos="1078"/>
+          <w:tab w:val="left" w:pos="1080"/>
         </w:tabs>
-        <w:spacing w:line="240" w:lineRule="auto" w:before="1" w:after="0"/>
+        <w:spacing w:before="1"/>
         <w:ind w:left="1080" w:right="356" w:hanging="721"/>
         <w:jc w:val="both"/>
-        <w:rPr>
-          <w:sz w:val="22"/>
-        </w:rPr>
-      </w:pPr>
-      <w:r>
-        <w:rPr>
-          <w:sz w:val="22"/>
-        </w:rPr>
-        <w:t>Personal life accident insurance in accordance with host government and/ or Philippine government laws without cost to the worker. In addition, for areas declared by the Philippine government as war risk areas, a war risk area insurance of not less than P100,000 shall be provided by the employer at no cost to the </w:t>
+      </w:pPr>
+      <w:r>
+        <w:t xml:space="preserve">Personal life accident insurance in accordance with host government and/ or Philippine government laws without cost to the worker. In addition, for areas declared by the Philippine government as war risk areas, a war risk area insurance of not less than P100,000 shall be provided by the employer at no cost to the </w:t>
       </w:r>
       <w:r>
         <w:rPr>
           <w:spacing w:val="-2"/>
-          <w:sz w:val="22"/>
         </w:rPr>
         <w:t>worker.</w:t>
       </w:r>
@@ -1752,15 +1408,12 @@
     <w:p>
       <w:pPr>
         <w:pStyle w:val="ListParagraph"/>
-        <w:spacing w:after="0" w:line="240" w:lineRule="auto"/>
         <w:jc w:val="both"/>
-        <w:rPr>
-          <w:sz w:val="22"/>
-        </w:rPr>
         <w:sectPr>
           <w:type w:val="continuous"/>
           <w:pgSz w:w="12240" w:h="15840"/>
-          <w:pgMar w:top="1200" w:bottom="280" w:left="720" w:right="720"/>
+          <w:pgMar w:top="1200" w:right="720" w:bottom="280" w:left="720" w:header="720" w:footer="720" w:gutter="0"/>
+          <w:cols w:space="720"/>
         </w:sectPr>
       </w:pPr>
     </w:p>
@@ -1772,33 +1425,24 @@
           <w:numId w:val="1"/>
         </w:numPr>
         <w:tabs>
-          <w:tab w:pos="1077" w:val="left" w:leader="none"/>
-          <w:tab w:pos="1080" w:val="left" w:leader="none"/>
+          <w:tab w:val="left" w:pos="1077"/>
+          <w:tab w:val="left" w:pos="1080"/>
         </w:tabs>
-        <w:spacing w:line="240" w:lineRule="auto" w:before="73" w:after="0"/>
+        <w:spacing w:before="73"/>
         <w:ind w:left="1080" w:right="357" w:hanging="721"/>
         <w:jc w:val="both"/>
-        <w:rPr>
-          <w:sz w:val="22"/>
-        </w:rPr>
-      </w:pPr>
-      <w:r>
-        <w:rPr>
-          <w:sz w:val="22"/>
-        </w:rPr>
+      </w:pPr>
+      <w:r>
+        <w:lastRenderedPageBreak/>
         <w:t>In the event of death of the employee during the terms of this agreement, his remains and personal belongings shall be repatriated to the Philippines at the expense of the employer. In the case the repatriation of remains is not possible, the same may be disposed of upon prior approval of the</w:t>
       </w:r>
       <w:r>
         <w:rPr>
           <w:spacing w:val="40"/>
-          <w:sz w:val="22"/>
-        </w:rPr>
-        <w:t> </w:t>
-      </w:r>
-      <w:r>
-        <w:rPr>
-          <w:sz w:val="22"/>
-        </w:rPr>
+        </w:rPr>
+        <w:t xml:space="preserve"> </w:t>
+      </w:r>
+      <w:r>
         <w:t>employee’s next kin and/ or by the Philippine Embassy/ Consulate nearest the jobsite.</w:t>
       </w:r>
     </w:p>
@@ -1815,33 +1459,22 @@
           <w:numId w:val="1"/>
         </w:numPr>
         <w:tabs>
-          <w:tab w:pos="1078" w:val="left" w:leader="none"/>
-          <w:tab w:pos="1080" w:val="left" w:leader="none"/>
+          <w:tab w:val="left" w:pos="1078"/>
+          <w:tab w:val="left" w:pos="1080"/>
         </w:tabs>
-        <w:spacing w:line="240" w:lineRule="auto" w:before="0" w:after="0"/>
         <w:ind w:left="1080" w:right="357" w:hanging="721"/>
         <w:jc w:val="both"/>
-        <w:rPr>
-          <w:sz w:val="22"/>
-        </w:rPr>
-      </w:pPr>
-      <w:r>
-        <w:rPr>
-          <w:sz w:val="22"/>
-        </w:rPr>
+      </w:pPr>
+      <w:r>
         <w:t>The employer shall assist the Employee in remitting a percentage of his salary through the proper</w:t>
       </w:r>
       <w:r>
         <w:rPr>
           <w:spacing w:val="40"/>
-          <w:sz w:val="22"/>
-        </w:rPr>
-        <w:t> </w:t>
-      </w:r>
-      <w:r>
-        <w:rPr>
-          <w:sz w:val="22"/>
-        </w:rPr>
+        </w:rPr>
+        <w:t xml:space="preserve"> </w:t>
+      </w:r>
+      <w:r>
         <w:t>Banking channel or other means authorized by law.</w:t>
       </w:r>
     </w:p>
@@ -1858,19 +1491,14 @@
           <w:numId w:val="1"/>
         </w:numPr>
         <w:tabs>
-          <w:tab w:pos="1079" w:val="left" w:leader="none"/>
+          <w:tab w:val="left" w:pos="1079"/>
         </w:tabs>
-        <w:spacing w:line="240" w:lineRule="auto" w:before="1" w:after="0"/>
-        <w:ind w:left="1079" w:right="0" w:hanging="719"/>
-        <w:jc w:val="left"/>
-        <w:rPr>
-          <w:sz w:val="22"/>
-        </w:rPr>
+        <w:spacing w:before="1"/>
+        <w:ind w:hanging="719"/>
       </w:pPr>
       <w:r>
         <w:rPr>
           <w:spacing w:val="-2"/>
-          <w:sz w:val="22"/>
         </w:rPr>
         <w:t>Termination:</w:t>
       </w:r>
@@ -1883,61 +1511,48 @@
           <w:numId w:val="1"/>
         </w:numPr>
         <w:tabs>
-          <w:tab w:pos="1798" w:val="left" w:leader="none"/>
-          <w:tab w:pos="1800" w:val="left" w:leader="none"/>
-          <w:tab w:pos="7088" w:val="left" w:leader="none"/>
+          <w:tab w:val="left" w:pos="1798"/>
+          <w:tab w:val="left" w:pos="1800"/>
+          <w:tab w:val="left" w:pos="7088"/>
         </w:tabs>
-        <w:spacing w:line="240" w:lineRule="auto" w:before="252" w:after="0"/>
-        <w:ind w:left="1800" w:right="355" w:hanging="721"/>
+        <w:spacing w:before="252"/>
+        <w:ind w:right="355"/>
         <w:jc w:val="both"/>
-        <w:rPr>
-          <w:sz w:val="22"/>
-        </w:rPr>
-      </w:pPr>
-      <w:r>
-        <w:rPr>
-          <w:sz w:val="22"/>
-        </w:rPr>
+      </w:pPr>
+      <w:r>
         <w:t>Termination by Employer:</w:t>
       </w:r>
       <w:r>
         <w:rPr>
           <w:spacing w:val="40"/>
-          <w:sz w:val="22"/>
-        </w:rPr>
-        <w:t> </w:t>
-      </w:r>
-      <w:r>
-        <w:rPr>
-          <w:sz w:val="22"/>
-        </w:rPr>
-        <w:t>The employer may terminate this Contract on the following just causes:</w:t>
-      </w:r>
+        </w:rPr>
+        <w:t xml:space="preserve"> </w:t>
+      </w:r>
+      <w:r>
+        <w:t xml:space="preserve">The employer may terminate this Contract on the following just </w:t>
+      </w:r>
+      <w:proofErr w:type="gramStart"/>
+      <w:r>
+        <w:t>causes:</w:t>
+      </w:r>
+      <w:proofErr w:type="gramEnd"/>
       <w:r>
         <w:rPr>
           <w:spacing w:val="40"/>
-          <w:sz w:val="22"/>
-        </w:rPr>
-        <w:t> </w:t>
-      </w:r>
-      <w:r>
-        <w:rPr>
-          <w:sz w:val="22"/>
-        </w:rPr>
-        <w:t>serious misconduct, willful disobedience of employer’s lawful orders, habitual neglect of duties, absenteeism, insubordination revealing secrets of establishment, when employee violates customs, traditions, and laws of </w:t>
-      </w:r>
-      <w:r>
-        <w:rPr>
-          <w:sz w:val="22"/>
+        </w:rPr>
+        <w:t xml:space="preserve"> </w:t>
+      </w:r>
+      <w:r>
+        <w:t xml:space="preserve">serious misconduct, willful disobedience of employer’s lawful orders, habitual neglect of duties, absenteeism, insubordination revealing secrets of establishment, when employee violates customs, traditions, and laws of </w:t>
+      </w:r>
+      <w:r>
+        <w:rPr>
           <w:u w:val="single"/>
         </w:rPr>
         <w:tab/>
       </w:r>
       <w:r>
-        <w:rPr>
-          <w:sz w:val="22"/>
-        </w:rPr>
-        <w:t> and/ or terms of this Agreement. The employee shall shoulder the repatriation expenses.</w:t>
+        <w:t xml:space="preserve"> and/ or terms of this Agreement. The employee shall shoulder the repatriation expenses.</w:t>
       </w:r>
     </w:p>
     <w:p>
@@ -1953,176 +1568,121 @@
           <w:numId w:val="1"/>
         </w:numPr>
         <w:tabs>
-          <w:tab w:pos="1797" w:val="left" w:leader="none"/>
-          <w:tab w:pos="1799" w:val="left" w:leader="none"/>
+          <w:tab w:val="left" w:pos="1797"/>
+          <w:tab w:val="left" w:pos="1799"/>
         </w:tabs>
-        <w:spacing w:line="240" w:lineRule="auto" w:before="0" w:after="0"/>
         <w:ind w:left="1799" w:right="357" w:hanging="720"/>
         <w:jc w:val="both"/>
-        <w:rPr>
-          <w:sz w:val="22"/>
-        </w:rPr>
-      </w:pPr>
-      <w:r>
-        <w:rPr>
-          <w:sz w:val="22"/>
-        </w:rPr>
+      </w:pPr>
+      <w:r>
         <w:t>Termination</w:t>
       </w:r>
       <w:r>
         <w:rPr>
           <w:spacing w:val="-3"/>
-          <w:sz w:val="22"/>
-        </w:rPr>
-        <w:t> </w:t>
-      </w:r>
-      <w:r>
-        <w:rPr>
-          <w:sz w:val="22"/>
-        </w:rPr>
+        </w:rPr>
+        <w:t xml:space="preserve"> </w:t>
+      </w:r>
+      <w:r>
         <w:t>by</w:t>
       </w:r>
       <w:r>
         <w:rPr>
           <w:spacing w:val="-1"/>
-          <w:sz w:val="22"/>
-        </w:rPr>
-        <w:t> </w:t>
-      </w:r>
-      <w:r>
-        <w:rPr>
-          <w:sz w:val="22"/>
-        </w:rPr>
+        </w:rPr>
+        <w:t xml:space="preserve"> </w:t>
+      </w:r>
+      <w:r>
         <w:t>Employee:</w:t>
       </w:r>
       <w:r>
         <w:rPr>
           <w:spacing w:val="40"/>
-          <w:sz w:val="22"/>
-        </w:rPr>
-        <w:t> </w:t>
-      </w:r>
-      <w:r>
-        <w:rPr>
-          <w:sz w:val="22"/>
-        </w:rPr>
+        </w:rPr>
+        <w:t xml:space="preserve"> </w:t>
+      </w:r>
+      <w:r>
         <w:t>The</w:t>
       </w:r>
       <w:r>
         <w:rPr>
           <w:spacing w:val="-3"/>
-          <w:sz w:val="22"/>
-        </w:rPr>
-        <w:t> </w:t>
-      </w:r>
-      <w:r>
-        <w:rPr>
-          <w:sz w:val="22"/>
-        </w:rPr>
+        </w:rPr>
+        <w:t xml:space="preserve"> </w:t>
+      </w:r>
+      <w:r>
         <w:t>employee</w:t>
       </w:r>
       <w:r>
         <w:rPr>
           <w:spacing w:val="-3"/>
-          <w:sz w:val="22"/>
-        </w:rPr>
-        <w:t> </w:t>
-      </w:r>
-      <w:r>
-        <w:rPr>
-          <w:sz w:val="22"/>
-        </w:rPr>
+        </w:rPr>
+        <w:t xml:space="preserve"> </w:t>
+      </w:r>
+      <w:r>
         <w:t>may</w:t>
       </w:r>
       <w:r>
         <w:rPr>
           <w:spacing w:val="-1"/>
-          <w:sz w:val="22"/>
-        </w:rPr>
-        <w:t> </w:t>
-      </w:r>
-      <w:r>
-        <w:rPr>
-          <w:sz w:val="22"/>
-        </w:rPr>
+        </w:rPr>
+        <w:t xml:space="preserve"> </w:t>
+      </w:r>
+      <w:r>
         <w:t>terminate</w:t>
       </w:r>
       <w:r>
         <w:rPr>
           <w:spacing w:val="-3"/>
-          <w:sz w:val="22"/>
-        </w:rPr>
-        <w:t> </w:t>
-      </w:r>
-      <w:r>
-        <w:rPr>
-          <w:sz w:val="22"/>
-        </w:rPr>
+        </w:rPr>
+        <w:t xml:space="preserve"> </w:t>
+      </w:r>
+      <w:r>
         <w:t>this</w:t>
       </w:r>
       <w:r>
         <w:rPr>
           <w:spacing w:val="-3"/>
-          <w:sz w:val="22"/>
-        </w:rPr>
-        <w:t> </w:t>
-      </w:r>
-      <w:r>
-        <w:rPr>
-          <w:sz w:val="22"/>
-        </w:rPr>
+        </w:rPr>
+        <w:t xml:space="preserve"> </w:t>
+      </w:r>
+      <w:r>
         <w:t>Contract</w:t>
       </w:r>
       <w:r>
         <w:rPr>
           <w:spacing w:val="-3"/>
-          <w:sz w:val="22"/>
-        </w:rPr>
-        <w:t> </w:t>
-      </w:r>
-      <w:r>
-        <w:rPr>
-          <w:sz w:val="22"/>
-        </w:rPr>
+        </w:rPr>
+        <w:t xml:space="preserve"> </w:t>
+      </w:r>
+      <w:r>
         <w:t>without</w:t>
       </w:r>
       <w:r>
         <w:rPr>
           <w:spacing w:val="-3"/>
-          <w:sz w:val="22"/>
-        </w:rPr>
-        <w:t> </w:t>
-      </w:r>
-      <w:r>
-        <w:rPr>
-          <w:sz w:val="22"/>
-        </w:rPr>
+        </w:rPr>
+        <w:t xml:space="preserve"> </w:t>
+      </w:r>
+      <w:r>
         <w:t>serving</w:t>
       </w:r>
       <w:r>
         <w:rPr>
           <w:spacing w:val="-3"/>
-          <w:sz w:val="22"/>
-        </w:rPr>
-        <w:t> </w:t>
-      </w:r>
-      <w:r>
-        <w:rPr>
-          <w:sz w:val="22"/>
-        </w:rPr>
+        </w:rPr>
+        <w:t xml:space="preserve"> </w:t>
+      </w:r>
+      <w:r>
         <w:t>any</w:t>
       </w:r>
       <w:r>
         <w:rPr>
           <w:spacing w:val="-1"/>
-          <w:sz w:val="22"/>
-        </w:rPr>
-        <w:t> </w:t>
-      </w:r>
-      <w:r>
-        <w:rPr>
-          <w:sz w:val="22"/>
-        </w:rPr>
+        </w:rPr>
+        <w:t xml:space="preserve"> </w:t>
+      </w:r>
+      <w:r>
         <w:t>notice to the employer for any of the following just causes: serious insult by the employer or his representative, inhuman and unbearable treatment accorded the employee by the employer or his representative, commission of a crime/ offense by the employer or his representative. Employer shall pay the repatriation expenses back to the Philippines.</w:t>
       </w:r>
     </w:p>
@@ -2139,72 +1699,49 @@
           <w:numId w:val="1"/>
         </w:numPr>
         <w:tabs>
-          <w:tab w:pos="1796" w:val="left" w:leader="none"/>
-          <w:tab w:pos="1799" w:val="left" w:leader="none"/>
+          <w:tab w:val="left" w:pos="1796"/>
+          <w:tab w:val="left" w:pos="1799"/>
         </w:tabs>
-        <w:spacing w:line="240" w:lineRule="auto" w:before="0" w:after="0"/>
-        <w:ind w:left="1799" w:right="357" w:hanging="720"/>
+        <w:ind w:right="357"/>
         <w:jc w:val="both"/>
-        <w:rPr>
-          <w:sz w:val="22"/>
-        </w:rPr>
-      </w:pPr>
-      <w:r>
-        <w:rPr>
-          <w:sz w:val="22"/>
-        </w:rPr>
+      </w:pPr>
+      <w:r>
         <w:t>The employee may terminate this Contract without just cause by serving one (1) month in</w:t>
       </w:r>
       <w:r>
         <w:rPr>
           <w:spacing w:val="40"/>
-          <w:sz w:val="22"/>
-        </w:rPr>
-        <w:t> </w:t>
-      </w:r>
-      <w:r>
-        <w:rPr>
-          <w:sz w:val="22"/>
-        </w:rPr>
+        </w:rPr>
+        <w:t xml:space="preserve"> </w:t>
+      </w:r>
+      <w:r>
         <w:t>advance notice to the employer.</w:t>
       </w:r>
       <w:r>
         <w:rPr>
           <w:spacing w:val="40"/>
-          <w:sz w:val="22"/>
-        </w:rPr>
-        <w:t> </w:t>
-      </w:r>
-      <w:r>
-        <w:rPr>
-          <w:sz w:val="22"/>
-        </w:rPr>
+        </w:rPr>
+        <w:t xml:space="preserve"> </w:t>
+      </w:r>
+      <w:r>
         <w:t>The employer upon whom no such notice was served may hold the employee liable for damages.</w:t>
       </w:r>
       <w:r>
         <w:rPr>
           <w:spacing w:val="80"/>
-          <w:sz w:val="22"/>
-        </w:rPr>
-        <w:t> </w:t>
-      </w:r>
-      <w:r>
-        <w:rPr>
-          <w:sz w:val="22"/>
-        </w:rPr>
+        </w:rPr>
+        <w:t xml:space="preserve"> </w:t>
+      </w:r>
+      <w:r>
         <w:t>In any case, the employee shall shoulder all expenses relative</w:t>
       </w:r>
       <w:r>
         <w:rPr>
           <w:spacing w:val="40"/>
-          <w:sz w:val="22"/>
-        </w:rPr>
-        <w:t> </w:t>
-      </w:r>
-      <w:r>
-        <w:rPr>
-          <w:sz w:val="22"/>
-        </w:rPr>
+        </w:rPr>
+        <w:t xml:space="preserve"> </w:t>
+      </w:r>
+      <w:r>
         <w:t>to his repatriation back to his point of origin.</w:t>
       </w:r>
     </w:p>
@@ -2216,33 +1753,23 @@
           <w:numId w:val="1"/>
         </w:numPr>
         <w:tabs>
-          <w:tab w:pos="1796" w:val="left" w:leader="none"/>
-          <w:tab w:pos="1799" w:val="left" w:leader="none"/>
+          <w:tab w:val="left" w:pos="1796"/>
+          <w:tab w:val="left" w:pos="1799"/>
         </w:tabs>
-        <w:spacing w:line="240" w:lineRule="auto" w:before="253" w:after="0"/>
-        <w:ind w:left="1799" w:right="360" w:hanging="721"/>
+        <w:spacing w:before="253"/>
+        <w:ind w:left="1799" w:right="360"/>
         <w:jc w:val="both"/>
-        <w:rPr>
-          <w:sz w:val="22"/>
-        </w:rPr>
-      </w:pPr>
-      <w:r>
-        <w:rPr>
-          <w:sz w:val="22"/>
-        </w:rPr>
+      </w:pPr>
+      <w:r>
         <w:t>Termination due to Illness:</w:t>
       </w:r>
       <w:r>
         <w:rPr>
           <w:spacing w:val="40"/>
-          <w:sz w:val="22"/>
-        </w:rPr>
-        <w:t> </w:t>
-      </w:r>
-      <w:r>
-        <w:rPr>
-          <w:sz w:val="22"/>
-        </w:rPr>
+        </w:rPr>
+        <w:t xml:space="preserve"> </w:t>
+      </w:r>
+      <w:r>
         <w:t>Either party may terminate the contract on the ground of illness, disease or injury by the employee. The employer shall shoulder the cost of repatriation.</w:t>
       </w:r>
     </w:p>
@@ -2254,59 +1781,41 @@
           <w:numId w:val="1"/>
         </w:numPr>
         <w:tabs>
-          <w:tab w:pos="1077" w:val="left" w:leader="none"/>
-          <w:tab w:pos="1079" w:val="left" w:leader="none"/>
+          <w:tab w:val="left" w:pos="1077"/>
+          <w:tab w:val="left" w:pos="1079"/>
         </w:tabs>
-        <w:spacing w:line="240" w:lineRule="auto" w:before="252" w:after="0"/>
-        <w:ind w:left="1079" w:right="356" w:hanging="721"/>
+        <w:spacing w:before="252"/>
+        <w:ind w:right="356" w:hanging="721"/>
         <w:jc w:val="both"/>
-        <w:rPr>
-          <w:sz w:val="22"/>
-        </w:rPr>
-      </w:pPr>
-      <w:r>
-        <w:rPr>
-          <w:sz w:val="22"/>
-        </w:rPr>
+      </w:pPr>
+      <w:r>
         <w:t>Settlement of disputes:</w:t>
       </w:r>
       <w:r>
         <w:rPr>
           <w:spacing w:val="40"/>
-          <w:sz w:val="22"/>
-        </w:rPr>
-        <w:t> </w:t>
-      </w:r>
-      <w:r>
-        <w:rPr>
-          <w:sz w:val="22"/>
-        </w:rPr>
+        </w:rPr>
+        <w:t xml:space="preserve"> </w:t>
+      </w:r>
+      <w:r>
         <w:t>All claims and complaints relative to the employment contract of the employee shall be settled in accordance with the Company policies, rules and regulations. In the case the employee contests the decision of the employer, the matter shall be settled amicably with the participation of the Labor Attaché or any authorized representative of the Philippine Embassy/ Consulate nearest competent</w:t>
       </w:r>
       <w:r>
         <w:rPr>
           <w:spacing w:val="40"/>
-          <w:sz w:val="22"/>
-        </w:rPr>
-        <w:t> </w:t>
-      </w:r>
-      <w:r>
-        <w:rPr>
-          <w:sz w:val="22"/>
-        </w:rPr>
+        </w:rPr>
+        <w:t xml:space="preserve"> </w:t>
+      </w:r>
+      <w:r>
         <w:t>or appropriate government body in host country or in the Philippines if permissible by host country laws</w:t>
       </w:r>
       <w:r>
         <w:rPr>
           <w:spacing w:val="40"/>
-          <w:sz w:val="22"/>
-        </w:rPr>
-        <w:t> </w:t>
-      </w:r>
-      <w:r>
-        <w:rPr>
-          <w:sz w:val="22"/>
-        </w:rPr>
+        </w:rPr>
+        <w:t xml:space="preserve"> </w:t>
+      </w:r>
+      <w:r>
         <w:t>at the option of the complaining party.</w:t>
       </w:r>
     </w:p>
@@ -2323,228 +1832,158 @@
           <w:numId w:val="1"/>
         </w:numPr>
         <w:tabs>
-          <w:tab w:pos="1076" w:val="left" w:leader="none"/>
-          <w:tab w:pos="1079" w:val="left" w:leader="none"/>
+          <w:tab w:val="left" w:pos="1076"/>
+          <w:tab w:val="left" w:pos="1079"/>
         </w:tabs>
-        <w:spacing w:line="240" w:lineRule="auto" w:before="1" w:after="0"/>
-        <w:ind w:left="1079" w:right="360" w:hanging="721"/>
+        <w:spacing w:before="1"/>
+        <w:ind w:right="360" w:hanging="721"/>
         <w:jc w:val="both"/>
-        <w:rPr>
-          <w:sz w:val="22"/>
-        </w:rPr>
-      </w:pPr>
-      <w:r>
-        <w:rPr>
-          <w:sz w:val="22"/>
-        </w:rPr>
+      </w:pPr>
+      <w:r>
         <w:t>The</w:t>
       </w:r>
       <w:r>
         <w:rPr>
           <w:spacing w:val="-3"/>
-          <w:sz w:val="22"/>
-        </w:rPr>
-        <w:t> </w:t>
-      </w:r>
-      <w:r>
-        <w:rPr>
-          <w:sz w:val="22"/>
-        </w:rPr>
+        </w:rPr>
+        <w:t xml:space="preserve"> </w:t>
+      </w:r>
+      <w:r>
         <w:t>employee</w:t>
       </w:r>
       <w:r>
         <w:rPr>
           <w:spacing w:val="-4"/>
-          <w:sz w:val="22"/>
-        </w:rPr>
-        <w:t> </w:t>
-      </w:r>
-      <w:r>
-        <w:rPr>
-          <w:sz w:val="22"/>
-        </w:rPr>
+        </w:rPr>
+        <w:t xml:space="preserve"> </w:t>
+      </w:r>
+      <w:r>
         <w:t>shall</w:t>
       </w:r>
       <w:r>
         <w:rPr>
           <w:spacing w:val="-3"/>
-          <w:sz w:val="22"/>
-        </w:rPr>
-        <w:t> </w:t>
-      </w:r>
-      <w:r>
-        <w:rPr>
-          <w:sz w:val="22"/>
-        </w:rPr>
+        </w:rPr>
+        <w:t xml:space="preserve"> </w:t>
+      </w:r>
+      <w:r>
         <w:t>observe</w:t>
       </w:r>
       <w:r>
         <w:rPr>
           <w:spacing w:val="-3"/>
-          <w:sz w:val="22"/>
-        </w:rPr>
-        <w:t> </w:t>
-      </w:r>
-      <w:r>
-        <w:rPr>
-          <w:sz w:val="22"/>
-        </w:rPr>
+        </w:rPr>
+        <w:t xml:space="preserve"> </w:t>
+      </w:r>
+      <w:r>
         <w:t>employer’s</w:t>
       </w:r>
       <w:r>
         <w:rPr>
           <w:spacing w:val="-4"/>
-          <w:sz w:val="22"/>
-        </w:rPr>
-        <w:t> </w:t>
-      </w:r>
-      <w:r>
-        <w:rPr>
-          <w:sz w:val="22"/>
-        </w:rPr>
+        </w:rPr>
+        <w:t xml:space="preserve"> </w:t>
+      </w:r>
+      <w:r>
         <w:t>company</w:t>
       </w:r>
       <w:r>
         <w:rPr>
           <w:spacing w:val="-1"/>
-          <w:sz w:val="22"/>
-        </w:rPr>
-        <w:t> </w:t>
-      </w:r>
-      <w:r>
-        <w:rPr>
-          <w:sz w:val="22"/>
-        </w:rPr>
+        </w:rPr>
+        <w:t xml:space="preserve"> </w:t>
+      </w:r>
+      <w:r>
         <w:t>rules</w:t>
       </w:r>
       <w:r>
         <w:rPr>
           <w:spacing w:val="-3"/>
-          <w:sz w:val="22"/>
-        </w:rPr>
-        <w:t> </w:t>
-      </w:r>
-      <w:r>
-        <w:rPr>
-          <w:sz w:val="22"/>
-        </w:rPr>
+        </w:rPr>
+        <w:t xml:space="preserve"> </w:t>
+      </w:r>
+      <w:r>
         <w:t>and</w:t>
       </w:r>
       <w:r>
         <w:rPr>
           <w:spacing w:val="-3"/>
-          <w:sz w:val="22"/>
-        </w:rPr>
-        <w:t> </w:t>
-      </w:r>
-      <w:r>
-        <w:rPr>
-          <w:sz w:val="22"/>
-        </w:rPr>
+        </w:rPr>
+        <w:t xml:space="preserve"> </w:t>
+      </w:r>
+      <w:r>
         <w:t>abide</w:t>
       </w:r>
       <w:r>
         <w:rPr>
           <w:spacing w:val="-3"/>
-          <w:sz w:val="22"/>
-        </w:rPr>
-        <w:t> </w:t>
-      </w:r>
-      <w:r>
-        <w:rPr>
-          <w:sz w:val="22"/>
-        </w:rPr>
+        </w:rPr>
+        <w:t xml:space="preserve"> </w:t>
+      </w:r>
+      <w:r>
         <w:t>by</w:t>
       </w:r>
       <w:r>
         <w:rPr>
           <w:spacing w:val="-3"/>
-          <w:sz w:val="22"/>
-        </w:rPr>
-        <w:t> </w:t>
-      </w:r>
-      <w:r>
-        <w:rPr>
-          <w:sz w:val="22"/>
-        </w:rPr>
+        </w:rPr>
+        <w:t xml:space="preserve"> </w:t>
+      </w:r>
+      <w:r>
         <w:t>the</w:t>
       </w:r>
       <w:r>
         <w:rPr>
           <w:spacing w:val="-3"/>
-          <w:sz w:val="22"/>
-        </w:rPr>
-        <w:t> </w:t>
-      </w:r>
-      <w:r>
-        <w:rPr>
-          <w:sz w:val="22"/>
-        </w:rPr>
+        </w:rPr>
+        <w:t xml:space="preserve"> </w:t>
+      </w:r>
+      <w:r>
         <w:t>pertinent</w:t>
       </w:r>
       <w:r>
         <w:rPr>
           <w:spacing w:val="-3"/>
-          <w:sz w:val="22"/>
-        </w:rPr>
-        <w:t> </w:t>
-      </w:r>
-      <w:r>
-        <w:rPr>
-          <w:sz w:val="22"/>
-        </w:rPr>
+        </w:rPr>
+        <w:t xml:space="preserve"> </w:t>
+      </w:r>
+      <w:r>
         <w:t>laws</w:t>
       </w:r>
       <w:r>
         <w:rPr>
           <w:spacing w:val="-3"/>
-          <w:sz w:val="22"/>
-        </w:rPr>
-        <w:t> </w:t>
-      </w:r>
-      <w:r>
-        <w:rPr>
-          <w:sz w:val="22"/>
-        </w:rPr>
+        </w:rPr>
+        <w:t xml:space="preserve"> </w:t>
+      </w:r>
+      <w:r>
         <w:t>of</w:t>
       </w:r>
       <w:r>
         <w:rPr>
           <w:spacing w:val="-3"/>
-          <w:sz w:val="22"/>
-        </w:rPr>
-        <w:t> </w:t>
-      </w:r>
-      <w:r>
-        <w:rPr>
-          <w:sz w:val="22"/>
-        </w:rPr>
+        </w:rPr>
+        <w:t xml:space="preserve"> </w:t>
+      </w:r>
+      <w:r>
         <w:t>the</w:t>
       </w:r>
       <w:r>
         <w:rPr>
           <w:spacing w:val="-3"/>
-          <w:sz w:val="22"/>
-        </w:rPr>
-        <w:t> </w:t>
-      </w:r>
-      <w:r>
-        <w:rPr>
-          <w:sz w:val="22"/>
-        </w:rPr>
+        </w:rPr>
+        <w:t xml:space="preserve"> </w:t>
+      </w:r>
+      <w:r>
         <w:t>host</w:t>
       </w:r>
       <w:r>
         <w:rPr>
           <w:spacing w:val="-3"/>
-          <w:sz w:val="22"/>
-        </w:rPr>
-        <w:t> </w:t>
-      </w:r>
-      <w:r>
-        <w:rPr>
-          <w:sz w:val="22"/>
-        </w:rPr>
+        </w:rPr>
+        <w:t xml:space="preserve"> </w:t>
+      </w:r>
+      <w:r>
         <w:t>country and respect its customs and traditions.</w:t>
       </w:r>
     </w:p>
@@ -2561,149 +2000,104 @@
           <w:numId w:val="1"/>
         </w:numPr>
         <w:tabs>
-          <w:tab w:pos="1079" w:val="left" w:leader="none"/>
-          <w:tab w:pos="10405" w:val="left" w:leader="none"/>
+          <w:tab w:val="left" w:pos="1079"/>
+          <w:tab w:val="left" w:pos="10405"/>
         </w:tabs>
-        <w:spacing w:line="240" w:lineRule="auto" w:before="0" w:after="0"/>
-        <w:ind w:left="1079" w:right="357" w:hanging="720"/>
+        <w:ind w:right="357"/>
         <w:jc w:val="both"/>
-        <w:rPr>
-          <w:sz w:val="22"/>
-        </w:rPr>
-      </w:pPr>
-      <w:r>
-        <w:rPr>
-          <w:sz w:val="22"/>
-        </w:rPr>
+      </w:pPr>
+      <w:r>
         <w:t>Applicable Law:</w:t>
       </w:r>
       <w:r>
         <w:rPr>
           <w:spacing w:val="40"/>
-          <w:sz w:val="22"/>
-        </w:rPr>
-        <w:t> </w:t>
-      </w:r>
-      <w:r>
-        <w:rPr>
-          <w:sz w:val="22"/>
-        </w:rPr>
+        </w:rPr>
+        <w:t xml:space="preserve"> </w:t>
+      </w:r>
+      <w:r>
         <w:t>Other terms and conditions of employment, which are consistent with the above provisions,</w:t>
       </w:r>
       <w:r>
         <w:rPr>
           <w:spacing w:val="-5"/>
-          <w:sz w:val="22"/>
-        </w:rPr>
-        <w:t> </w:t>
-      </w:r>
-      <w:r>
-        <w:rPr>
-          <w:sz w:val="22"/>
-        </w:rPr>
+        </w:rPr>
+        <w:t xml:space="preserve"> </w:t>
+      </w:r>
+      <w:r>
         <w:t>shall</w:t>
       </w:r>
       <w:r>
         <w:rPr>
           <w:spacing w:val="-5"/>
-          <w:sz w:val="22"/>
-        </w:rPr>
-        <w:t> </w:t>
-      </w:r>
-      <w:r>
-        <w:rPr>
-          <w:sz w:val="22"/>
-        </w:rPr>
+        </w:rPr>
+        <w:t xml:space="preserve"> </w:t>
+      </w:r>
+      <w:r>
         <w:t>be</w:t>
       </w:r>
       <w:r>
         <w:rPr>
           <w:spacing w:val="-5"/>
-          <w:sz w:val="22"/>
-        </w:rPr>
-        <w:t> </w:t>
-      </w:r>
-      <w:r>
-        <w:rPr>
-          <w:sz w:val="22"/>
-        </w:rPr>
+        </w:rPr>
+        <w:t xml:space="preserve"> </w:t>
+      </w:r>
+      <w:r>
         <w:t>governed</w:t>
       </w:r>
       <w:r>
         <w:rPr>
           <w:spacing w:val="-5"/>
-          <w:sz w:val="22"/>
-        </w:rPr>
-        <w:t> </w:t>
-      </w:r>
-      <w:r>
-        <w:rPr>
-          <w:sz w:val="22"/>
-        </w:rPr>
+        </w:rPr>
+        <w:t xml:space="preserve"> </w:t>
+      </w:r>
+      <w:r>
         <w:t>by</w:t>
       </w:r>
       <w:r>
         <w:rPr>
           <w:spacing w:val="-3"/>
-          <w:sz w:val="22"/>
-        </w:rPr>
-        <w:t> </w:t>
-      </w:r>
-      <w:r>
-        <w:rPr>
-          <w:sz w:val="22"/>
-        </w:rPr>
+        </w:rPr>
+        <w:t xml:space="preserve"> </w:t>
+      </w:r>
+      <w:r>
         <w:t>the</w:t>
       </w:r>
       <w:r>
         <w:rPr>
           <w:spacing w:val="-6"/>
-          <w:sz w:val="22"/>
-        </w:rPr>
-        <w:t> </w:t>
-      </w:r>
-      <w:r>
-        <w:rPr>
-          <w:sz w:val="22"/>
-        </w:rPr>
+        </w:rPr>
+        <w:t xml:space="preserve"> </w:t>
+      </w:r>
+      <w:r>
         <w:t>pertinent</w:t>
       </w:r>
       <w:r>
         <w:rPr>
           <w:spacing w:val="-5"/>
-          <w:sz w:val="22"/>
-        </w:rPr>
-        <w:t> </w:t>
-      </w:r>
-      <w:r>
-        <w:rPr>
-          <w:sz w:val="22"/>
-        </w:rPr>
+        </w:rPr>
+        <w:t xml:space="preserve"> </w:t>
+      </w:r>
+      <w:r>
         <w:t>laws</w:t>
       </w:r>
       <w:r>
         <w:rPr>
           <w:spacing w:val="-5"/>
-          <w:sz w:val="22"/>
-        </w:rPr>
-        <w:t> </w:t>
-      </w:r>
-      <w:r>
-        <w:rPr>
-          <w:sz w:val="22"/>
-        </w:rPr>
+        </w:rPr>
+        <w:t xml:space="preserve"> </w:t>
+      </w:r>
+      <w:r>
         <w:t>of</w:t>
       </w:r>
       <w:r>
         <w:rPr>
           <w:spacing w:val="-5"/>
-          <w:sz w:val="22"/>
-        </w:rPr>
-        <w:t> the</w:t>
-      </w:r>
-      <w:r>
-        <w:rPr>
-          <w:sz w:val="22"/>
+        </w:rPr>
+        <w:t xml:space="preserve"> the</w:t>
+      </w:r>
+      <w:r>
+        <w:rPr>
           <w:u w:val="single"/>
         </w:rPr>
         <w:tab/>
@@ -2713,101 +2107,92 @@
       <w:pPr>
         <w:pStyle w:val="BodyText"/>
         <w:tabs>
-          <w:tab w:pos="7311" w:val="left" w:leader="none"/>
-          <w:tab w:pos="9517" w:val="left" w:leader="none"/>
+          <w:tab w:val="left" w:pos="7311"/>
+          <w:tab w:val="left" w:pos="9517"/>
         </w:tabs>
         <w:spacing w:before="253"/>
         <w:ind w:left="1079"/>
       </w:pPr>
       <w:r>
-        <w:rPr/>
         <w:t>In</w:t>
       </w:r>
       <w:r>
         <w:rPr>
           <w:spacing w:val="-3"/>
         </w:rPr>
-        <w:t> </w:t>
-      </w:r>
-      <w:r>
-        <w:rPr/>
+        <w:t xml:space="preserve"> </w:t>
+      </w:r>
+      <w:r>
         <w:t>witness</w:t>
       </w:r>
       <w:r>
         <w:rPr>
           <w:spacing w:val="-3"/>
         </w:rPr>
-        <w:t> </w:t>
-      </w:r>
-      <w:r>
-        <w:rPr/>
+        <w:t xml:space="preserve"> </w:t>
+      </w:r>
+      <w:r>
         <w:t>thereof,</w:t>
       </w:r>
       <w:r>
         <w:rPr>
           <w:spacing w:val="-3"/>
         </w:rPr>
-        <w:t> </w:t>
-      </w:r>
-      <w:r>
-        <w:rPr/>
+        <w:t xml:space="preserve"> </w:t>
+      </w:r>
+      <w:r>
         <w:t>we</w:t>
       </w:r>
       <w:r>
         <w:rPr>
           <w:spacing w:val="-3"/>
         </w:rPr>
-        <w:t> </w:t>
-      </w:r>
-      <w:r>
-        <w:rPr/>
+        <w:t xml:space="preserve"> </w:t>
+      </w:r>
+      <w:r>
         <w:t>hereby</w:t>
       </w:r>
       <w:r>
         <w:rPr>
           <w:spacing w:val="-1"/>
         </w:rPr>
-        <w:t> </w:t>
-      </w:r>
-      <w:r>
-        <w:rPr/>
+        <w:t xml:space="preserve"> </w:t>
+      </w:r>
+      <w:r>
         <w:t>sign</w:t>
       </w:r>
       <w:r>
         <w:rPr>
           <w:spacing w:val="-3"/>
         </w:rPr>
-        <w:t> </w:t>
-      </w:r>
-      <w:r>
-        <w:rPr/>
+        <w:t xml:space="preserve"> </w:t>
+      </w:r>
+      <w:r>
         <w:t>this</w:t>
       </w:r>
       <w:r>
         <w:rPr>
           <w:spacing w:val="-3"/>
         </w:rPr>
-        <w:t> </w:t>
-      </w:r>
-      <w:r>
-        <w:rPr/>
+        <w:t xml:space="preserve"> </w:t>
+      </w:r>
+      <w:r>
         <w:t>contract</w:t>
       </w:r>
       <w:r>
         <w:rPr>
           <w:spacing w:val="-3"/>
         </w:rPr>
-        <w:t> </w:t>
-      </w:r>
-      <w:r>
-        <w:rPr/>
+        <w:t xml:space="preserve"> </w:t>
+      </w:r>
+      <w:r>
         <w:t>this</w:t>
       </w:r>
       <w:r>
         <w:rPr>
           <w:spacing w:val="-3"/>
         </w:rPr>
-        <w:t> </w:t>
+        <w:t xml:space="preserve"> </w:t>
       </w:r>
       <w:r>
         <w:rPr>
@@ -2816,8 +2201,7 @@
         <w:tab/>
       </w:r>
       <w:r>
-        <w:rPr/>
-        <w:t> day of </w:t>
+        <w:t xml:space="preserve"> day of </w:t>
       </w:r>
       <w:r>
         <w:rPr>
@@ -2836,7 +2220,7 @@
       <w:pPr>
         <w:pStyle w:val="BodyText"/>
         <w:tabs>
-          <w:tab w:pos="2180" w:val="left" w:leader="none"/>
+          <w:tab w:val="left" w:pos="2180"/>
         </w:tabs>
         <w:ind w:left="1079"/>
       </w:pPr>
@@ -2847,8 +2231,7 @@
         <w:tab/>
       </w:r>
       <w:r>
-        <w:rPr/>
-        <w:t> at Manila, Philippines,</w:t>
+        <w:t xml:space="preserve"> at Manila, Philippines,</w:t>
       </w:r>
     </w:p>
     <w:p>
@@ -2893,12 +2276,13 @@
       </w:pPr>
       <w:r>
         <w:rPr>
+          <w:noProof/>
           <w:sz w:val="20"/>
         </w:rPr>
         <mc:AlternateContent>
           <mc:Choice Requires="wps">
             <w:drawing>
-              <wp:anchor distT="0" distB="0" distL="0" distR="0" allowOverlap="1" layoutInCell="1" locked="0" behindDoc="1" simplePos="0" relativeHeight="487587840">
+              <wp:anchor distT="0" distB="0" distL="0" distR="0" simplePos="0" relativeHeight="487587840" behindDoc="1" locked="0" layoutInCell="1" allowOverlap="1" wp14:anchorId="2976580F" wp14:editId="3C1D0FB7">
                 <wp:simplePos x="0" y="0"/>
                 <wp:positionH relativeFrom="page">
                   <wp:posOffset>685660</wp:posOffset>
@@ -2911,13 +2295,14 @@
                 <wp:wrapTopAndBottom/>
                 <wp:docPr id="1" name="Graphic 1"/>
                 <wp:cNvGraphicFramePr>
-                  <a:graphicFrameLocks/>
+                  <a:graphicFrameLocks xmlns:a="http://schemas.openxmlformats.org/drawingml/2006/main"/>
                 </wp:cNvGraphicFramePr>
-                <a:graphic>
+                <a:graphic xmlns:a="http://schemas.openxmlformats.org/drawingml/2006/main">
                   <a:graphicData uri="http://schemas.microsoft.com/office/word/2010/wordprocessingShape">
                     <wps:wsp>
-                      <wps:cNvPr id="1" name="Graphic 1"/>
-                      <wps:cNvSpPr/>
+                      <wps:cNvSpPr>
+                        <a:spLocks/>
+                      </wps:cNvSpPr>
                       <wps:spPr>
                         <a:xfrm>
                           <a:off x="0" y="0"/>
@@ -2930,7 +2315,7 @@
                           <a:cxnLst/>
                           <a:rect l="l" t="t" r="r" b="b"/>
                           <a:pathLst>
-                            <a:path w="2443480" h="0">
+                            <a:path w="2443480">
                               <a:moveTo>
                                 <a:pt x="0" y="0"/>
                               </a:moveTo>
@@ -2959,7 +2344,7 @@
               </wp:anchor>
             </w:drawing>
           </mc:Choice>
-          <mc:Fallback>
+          <mc:Fallback xmlns:pic="http://schemas.openxmlformats.org/drawingml/2006/picture" xmlns:a="http://schemas.openxmlformats.org/drawingml/2006/main" xmlns:ve="http://schemas.openxmlformats.org/markup-compatibility/2006">
             <w:pict>
               <v:shape style="position:absolute;margin-left:53.989021pt;margin-top:17.01701pt;width:192.4pt;height:.1pt;mso-position-horizontal-relative:page;mso-position-vertical-relative:paragraph;z-index:-15728640;mso-wrap-distance-left:0;mso-wrap-distance-right:0" id="docshape1" coordorigin="1080,340" coordsize="3848,0" path="m1080,340l4928,340e" filled="false" stroked="true" strokeweight=".4392pt" strokecolor="#000000">
                 <v:path arrowok="t"/>
@@ -2972,12 +2357,13 @@
       </w:r>
       <w:r>
         <w:rPr>
+          <w:noProof/>
           <w:sz w:val="20"/>
         </w:rPr>
         <mc:AlternateContent>
           <mc:Choice Requires="wps">
             <w:drawing>
-              <wp:anchor distT="0" distB="0" distL="0" distR="0" allowOverlap="1" layoutInCell="1" locked="0" behindDoc="1" simplePos="0" relativeHeight="487588352">
+              <wp:anchor distT="0" distB="0" distL="0" distR="0" simplePos="0" relativeHeight="487588352" behindDoc="1" locked="0" layoutInCell="1" allowOverlap="1" wp14:anchorId="41F0B845" wp14:editId="4ADA1245">
                 <wp:simplePos x="0" y="0"/>
                 <wp:positionH relativeFrom="page">
                   <wp:posOffset>4071744</wp:posOffset>
@@ -2990,13 +2376,14 @@
                 <wp:wrapTopAndBottom/>
                 <wp:docPr id="2" name="Graphic 2"/>
                 <wp:cNvGraphicFramePr>
-                  <a:graphicFrameLocks/>
+                  <a:graphicFrameLocks xmlns:a="http://schemas.openxmlformats.org/drawingml/2006/main"/>
                 </wp:cNvGraphicFramePr>
-                <a:graphic>
+                <a:graphic xmlns:a="http://schemas.openxmlformats.org/drawingml/2006/main">
                   <a:graphicData uri="http://schemas.microsoft.com/office/word/2010/wordprocessingShape">
                     <wps:wsp>
-                      <wps:cNvPr id="2" name="Graphic 2"/>
-                      <wps:cNvSpPr/>
+                      <wps:cNvSpPr>
+                        <a:spLocks/>
+                      </wps:cNvSpPr>
                       <wps:spPr>
                         <a:xfrm>
                           <a:off x="0" y="0"/>
@@ -3009,7 +2396,7 @@
                           <a:cxnLst/>
                           <a:rect l="l" t="t" r="r" b="b"/>
                           <a:pathLst>
-                            <a:path w="2443480" h="0">
+                            <a:path w="2443480">
                               <a:moveTo>
                                 <a:pt x="0" y="0"/>
                               </a:moveTo>
@@ -3038,7 +2425,7 @@
               </wp:anchor>
             </w:drawing>
           </mc:Choice>
-          <mc:Fallback>
+          <mc:Fallback xmlns:pic="http://schemas.openxmlformats.org/drawingml/2006/picture" xmlns:a="http://schemas.openxmlformats.org/drawingml/2006/main" xmlns:ve="http://schemas.openxmlformats.org/markup-compatibility/2006">
             <w:pict>
               <v:shape style="position:absolute;margin-left:320.609772pt;margin-top:17.01701pt;width:192.4pt;height:.1pt;mso-position-horizontal-relative:page;mso-position-vertical-relative:paragraph;z-index:-15728128;mso-wrap-distance-left:0;mso-wrap-distance-right:0" id="docshape2" coordorigin="6412,340" coordsize="3848,0" path="m6412,340l10260,340e" filled="false" stroked="true" strokeweight=".4392pt" strokecolor="#000000">
                 <v:path arrowok="t"/>
@@ -3054,7 +2441,7 @@
       <w:pPr>
         <w:pStyle w:val="BodyText"/>
         <w:tabs>
-          <w:tab w:pos="7061" w:val="left" w:leader="none"/>
+          <w:tab w:val="left" w:pos="7061"/>
         </w:tabs>
         <w:ind w:left="1624"/>
       </w:pPr>
@@ -3065,7 +2452,6 @@
         <w:t>Employee</w:t>
       </w:r>
       <w:r>
-        <w:rPr/>
         <w:tab/>
       </w:r>
       <w:r>
@@ -3109,12 +2495,13 @@
       </w:pPr>
       <w:r>
         <w:rPr>
+          <w:noProof/>
           <w:sz w:val="20"/>
         </w:rPr>
         <mc:AlternateContent>
           <mc:Choice Requires="wps">
             <w:drawing>
-              <wp:anchor distT="0" distB="0" distL="0" distR="0" allowOverlap="1" layoutInCell="1" locked="0" behindDoc="1" simplePos="0" relativeHeight="487588864">
+              <wp:anchor distT="0" distB="0" distL="0" distR="0" simplePos="0" relativeHeight="487588864" behindDoc="1" locked="0" layoutInCell="1" allowOverlap="1" wp14:anchorId="2AFBCDCA" wp14:editId="1912875E">
                 <wp:simplePos x="0" y="0"/>
                 <wp:positionH relativeFrom="page">
                   <wp:posOffset>685660</wp:posOffset>
@@ -3127,13 +2514,14 @@
                 <wp:wrapTopAndBottom/>
                 <wp:docPr id="3" name="Graphic 3"/>
                 <wp:cNvGraphicFramePr>
-                  <a:graphicFrameLocks/>
+                  <a:graphicFrameLocks xmlns:a="http://schemas.openxmlformats.org/drawingml/2006/main"/>
                 </wp:cNvGraphicFramePr>
-                <a:graphic>
+                <a:graphic xmlns:a="http://schemas.openxmlformats.org/drawingml/2006/main">
                   <a:graphicData uri="http://schemas.microsoft.com/office/word/2010/wordprocessingShape">
                     <wps:wsp>
-                      <wps:cNvPr id="3" name="Graphic 3"/>
-                      <wps:cNvSpPr/>
+                      <wps:cNvSpPr>
+                        <a:spLocks/>
+                      </wps:cNvSpPr>
                       <wps:spPr>
                         <a:xfrm>
                           <a:off x="0" y="0"/>
@@ -3146,7 +2534,7 @@
                           <a:cxnLst/>
                           <a:rect l="l" t="t" r="r" b="b"/>
                           <a:pathLst>
-                            <a:path w="2443480" h="0">
+                            <a:path w="2443480">
                               <a:moveTo>
                                 <a:pt x="0" y="0"/>
                               </a:moveTo>
@@ -3175,7 +2563,7 @@
               </wp:anchor>
             </w:drawing>
           </mc:Choice>
-          <mc:Fallback>
+          <mc:Fallback xmlns:pic="http://schemas.openxmlformats.org/drawingml/2006/picture" xmlns:a="http://schemas.openxmlformats.org/drawingml/2006/main" xmlns:ve="http://schemas.openxmlformats.org/markup-compatibility/2006">
             <w:pict>
               <v:shape style="position:absolute;margin-left:53.989021pt;margin-top:15.868226pt;width:192.4pt;height:.1pt;mso-position-horizontal-relative:page;mso-position-vertical-relative:paragraph;z-index:-15727616;mso-wrap-distance-left:0;mso-wrap-distance-right:0" id="docshape3" coordorigin="1080,317" coordsize="3848,0" path="m1080,317l4928,317e" filled="false" stroked="true" strokeweight=".4392pt" strokecolor="#000000">
                 <v:path arrowok="t"/>
@@ -3188,12 +2576,13 @@
       </w:r>
       <w:r>
         <w:rPr>
+          <w:noProof/>
           <w:sz w:val="20"/>
         </w:rPr>
         <mc:AlternateContent>
           <mc:Choice Requires="wps">
             <w:drawing>
-              <wp:anchor distT="0" distB="0" distL="0" distR="0" allowOverlap="1" layoutInCell="1" locked="0" behindDoc="1" simplePos="0" relativeHeight="487589376">
+              <wp:anchor distT="0" distB="0" distL="0" distR="0" simplePos="0" relativeHeight="487589376" behindDoc="1" locked="0" layoutInCell="1" allowOverlap="1" wp14:anchorId="76DFD179" wp14:editId="0374153C">
                 <wp:simplePos x="0" y="0"/>
                 <wp:positionH relativeFrom="page">
                   <wp:posOffset>4071744</wp:posOffset>
@@ -3206,13 +2595,14 @@
                 <wp:wrapTopAndBottom/>
                 <wp:docPr id="4" name="Graphic 4"/>
                 <wp:cNvGraphicFramePr>
-                  <a:graphicFrameLocks/>
+                  <a:graphicFrameLocks xmlns:a="http://schemas.openxmlformats.org/drawingml/2006/main"/>
                 </wp:cNvGraphicFramePr>
-                <a:graphic>
+                <a:graphic xmlns:a="http://schemas.openxmlformats.org/drawingml/2006/main">
                   <a:graphicData uri="http://schemas.microsoft.com/office/word/2010/wordprocessingShape">
                     <wps:wsp>
-                      <wps:cNvPr id="4" name="Graphic 4"/>
-                      <wps:cNvSpPr/>
+                      <wps:cNvSpPr>
+                        <a:spLocks/>
+                      </wps:cNvSpPr>
                       <wps:spPr>
                         <a:xfrm>
                           <a:off x="0" y="0"/>
@@ -3225,7 +2615,7 @@
                           <a:cxnLst/>
                           <a:rect l="l" t="t" r="r" b="b"/>
                           <a:pathLst>
-                            <a:path w="2443480" h="0">
+                            <a:path w="2443480">
                               <a:moveTo>
                                 <a:pt x="0" y="0"/>
                               </a:moveTo>
@@ -3254,7 +2644,7 @@
               </wp:anchor>
             </w:drawing>
           </mc:Choice>
-          <mc:Fallback>
+          <mc:Fallback xmlns:pic="http://schemas.openxmlformats.org/drawingml/2006/picture" xmlns:a="http://schemas.openxmlformats.org/drawingml/2006/main" xmlns:ve="http://schemas.openxmlformats.org/markup-compatibility/2006">
             <w:pict>
               <v:shape style="position:absolute;margin-left:320.609772pt;margin-top:15.868226pt;width:192.4pt;height:.1pt;mso-position-horizontal-relative:page;mso-position-vertical-relative:paragraph;z-index:-15727104;mso-wrap-distance-left:0;mso-wrap-distance-right:0" id="docshape4" coordorigin="6412,317" coordsize="3848,0" path="m6412,317l10260,317e" filled="false" stroked="true" strokeweight=".4392pt" strokecolor="#000000">
                 <v:path arrowok="t"/>
@@ -3270,9 +2660,9 @@
       <w:pPr>
         <w:pStyle w:val="BodyText"/>
         <w:tabs>
-          <w:tab w:pos="7136" w:val="left" w:leader="none"/>
+          <w:tab w:val="left" w:pos="7136"/>
         </w:tabs>
-        <w:spacing w:line="257" w:lineRule="exact" w:before="4"/>
+        <w:spacing w:before="4" w:line="257" w:lineRule="exact"/>
         <w:ind w:left="1076"/>
       </w:pPr>
       <w:r>
@@ -3286,7 +2676,7 @@
           <w:spacing w:val="-10"/>
           <w:position w:val="1"/>
         </w:rPr>
-        <w:t> </w:t>
+        <w:t xml:space="preserve"> </w:t>
       </w:r>
       <w:r>
         <w:rPr>
@@ -3315,24 +2705,22 @@
         <w:ind w:left="746"/>
       </w:pPr>
       <w:r>
-        <w:rPr/>
         <w:t>(Licensed</w:t>
       </w:r>
       <w:r>
         <w:rPr>
           <w:spacing w:val="-10"/>
         </w:rPr>
-        <w:t> </w:t>
-      </w:r>
-      <w:r>
-        <w:rPr/>
+        <w:t xml:space="preserve"> </w:t>
+      </w:r>
+      <w:r>
         <w:t>Recruitment</w:t>
       </w:r>
       <w:r>
         <w:rPr>
           <w:spacing w:val="-10"/>
         </w:rPr>
-        <w:t> </w:t>
+        <w:t xml:space="preserve"> </w:t>
       </w:r>
       <w:r>
         <w:rPr>
@@ -3343,16 +2731,19 @@
     </w:p>
     <w:sectPr>
       <w:pgSz w:w="12240" w:h="15840"/>
-      <w:pgMar w:top="860" w:bottom="280" w:left="720" w:right="720"/>
+      <w:pgMar w:top="860" w:right="720" w:bottom="280" w:left="720" w:header="720" w:footer="720" w:gutter="0"/>
+      <w:cols w:space="720"/>
     </w:sectPr>
   </w:body>
 </w:document>
 </file>
 
 <file path=word/numbering.xml><?xml version="1.0" encoding="utf-8"?>
-<w:numbering xmlns:ve="http://schemas.openxmlformats.org/markup-compatibility/2006" xmlns:o="urn:schemas-microsoft-com:office:office" xmlns:r="http://schemas.openxmlformats.org/officeDocument/2006/relationships" xmlns:m="http://schemas.openxmlformats.org/officeDocument/2006/math" xmlns:v="urn:schemas-microsoft-com:vml" xmlns:wp="http://schemas.openxmlformats.org/drawingml/2006/wordprocessingDrawing" xmlns:w10="urn:schemas-microsoft-com:office:word" xmlns:w="http://schemas.openxmlformats.org/wordprocessingml/2006/main" xmlns:wne="http://schemas.microsoft.com/office/word/2006/wordml">
-  <w:abstractNum w:abstractNumId="0">
-    <w:multiLevelType w:val="hybridMultilevel"/>
+<w:numbering xmlns:wpc="http://schemas.microsoft.com/office/word/2010/wordprocessingCanvas" xmlns:cx="http://schemas.microsoft.com/office/drawing/2014/chartex" xmlns:cx1="http://schemas.microsoft.com/office/drawing/2015/9/8/chartex" xmlns:cx2="http://schemas.microsoft.com/office/drawing/2015/10/21/chartex" xmlns:cx3="http://schemas.microsoft.com/office/drawing/2016/5/9/chartex" xmlns:cx4="http://schemas.microsoft.com/office/drawing/2016/5/10/chartex" xmlns:cx5="http://schemas.microsoft.com/office/drawing/2016/5/11/chartex" xmlns:cx6="http://schemas.microsoft.com/office/drawing/2016/5/12/chartex" xmlns:cx7="http://schemas.microsoft.com/office/drawing/2016/5/13/chartex" xmlns:cx8="http://schemas.microsoft.com/office/drawing/2016/5/14/chartex" xmlns:mc="http://schemas.openxmlformats.org/markup-compatibility/2006" xmlns:m="http://schemas.openxmlformats.org/officeDocument/2006/math" xmlns:aink="http://schemas.microsoft.com/office/drawing/2016/ink" xmlns:am3d="http://schemas.microsoft.com/office/drawing/2017/model3d" xmlns:oel="http://schemas.microsoft.com/office/2019/extlst" xmlns:r="http://schemas.openxmlformats.org/officeDocument/2006/relationships" xmlns:wp14="http://schemas.microsoft.com/office/word/2010/wordprocessingDrawing" xmlns:wp="http://schemas.openxmlformats.org/drawingml/2006/wordprocessingDrawing" xmlns:wpg="http://schemas.microsoft.com/office/word/2010/wordprocessingGroup" xmlns:wpi="http://schemas.microsoft.com/office/word/2010/wordprocessingInk" xmlns:wps="http://schemas.microsoft.com/office/word/2010/wordprocessingShape" xmlns:o="urn:schemas-microsoft-com:office:office" xmlns:v="urn:schemas-microsoft-com:vml" xmlns:w10="urn:schemas-microsoft-com:office:word" xmlns:w="http://schemas.openxmlformats.org/wordprocessingml/2006/main" xmlns:w14="http://schemas.microsoft.com/office/word/2010/wordml" xmlns:w15="http://schemas.microsoft.com/office/word/2012/wordml" xmlns:w16cex="http://schemas.microsoft.com/office/word/2018/wordml/cex" xmlns:w16cid="http://schemas.microsoft.com/office/word/2016/wordml/cid" xmlns:w16="http://schemas.microsoft.com/office/word/2018/wordml" xmlns:w16sdtdh="http://schemas.microsoft.com/office/word/2020/wordml/sdtdatahash" xmlns:w16sdtfl="http://schemas.microsoft.com/office/word/2024/wordml/sdtformatlock" xmlns:w16se="http://schemas.microsoft.com/office/word/2015/wordml/symex" xmlns:w16du="http://schemas.microsoft.com/office/word/2023/wordml/word16du" xmlns:wne="http://schemas.microsoft.com/office/word/2006/wordml" mc:Ignorable="w14 w15 w16se w16cid w16 w16cex w16sdtdh w16sdtfl w16du wp14">
+  <w:abstractNum w:abstractNumId="0" w15:restartNumberingAfterBreak="0">
+    <w:nsid w:val="2BB90191"/>
+    <w:multiLevelType w:val="multilevel"/>
+    <w:tmpl w:val="139A5F1C"/>
     <w:lvl w:ilvl="0">
       <w:start w:val="1"/>
       <w:numFmt w:val="upperLetter"/>
@@ -3363,7 +2754,7 @@
         <w:jc w:val="left"/>
       </w:pPr>
       <w:rPr>
-        <w:rFonts w:hint="default" w:ascii="Times New Roman" w:hAnsi="Times New Roman" w:eastAsia="Times New Roman" w:cs="Times New Roman"/>
+        <w:rFonts w:ascii="Times New Roman" w:eastAsia="Times New Roman" w:hAnsi="Times New Roman" w:cs="Times New Roman" w:hint="default"/>
         <w:b w:val="0"/>
         <w:bCs w:val="0"/>
         <w:i w:val="0"/>
@@ -3385,7 +2776,7 @@
         <w:jc w:val="left"/>
       </w:pPr>
       <w:rPr>
-        <w:rFonts w:hint="default" w:ascii="Times New Roman" w:hAnsi="Times New Roman" w:eastAsia="Times New Roman" w:cs="Times New Roman"/>
+        <w:rFonts w:ascii="Times New Roman" w:eastAsia="Times New Roman" w:hAnsi="Times New Roman" w:cs="Times New Roman" w:hint="default"/>
         <w:b w:val="0"/>
         <w:bCs w:val="0"/>
         <w:i w:val="0"/>
@@ -3407,7 +2798,7 @@
         <w:jc w:val="left"/>
       </w:pPr>
       <w:rPr>
-        <w:rFonts w:hint="default" w:ascii="Times New Roman" w:hAnsi="Times New Roman" w:eastAsia="Times New Roman" w:cs="Times New Roman"/>
+        <w:rFonts w:ascii="Times New Roman" w:eastAsia="Times New Roman" w:hAnsi="Times New Roman" w:cs="Times New Roman" w:hint="default"/>
         <w:b w:val="0"/>
         <w:bCs w:val="0"/>
         <w:i w:val="0"/>
@@ -3429,7 +2820,7 @@
         <w:jc w:val="left"/>
       </w:pPr>
       <w:rPr>
-        <w:rFonts w:hint="default" w:ascii="Times New Roman" w:hAnsi="Times New Roman" w:eastAsia="Times New Roman" w:cs="Times New Roman"/>
+        <w:rFonts w:ascii="Times New Roman" w:eastAsia="Times New Roman" w:hAnsi="Times New Roman" w:cs="Times New Roman" w:hint="default"/>
         <w:b w:val="0"/>
         <w:bCs w:val="0"/>
         <w:i w:val="0"/>
@@ -3442,7 +2833,6 @@
       </w:rPr>
     </w:lvl>
     <w:lvl w:ilvl="4">
-      <w:start w:val="0"/>
       <w:numFmt w:val="bullet"/>
       <w:lvlText w:val="•"/>
       <w:lvlJc w:val="left"/>
@@ -3455,7 +2845,6 @@
       </w:rPr>
     </w:lvl>
     <w:lvl w:ilvl="5">
-      <w:start w:val="0"/>
       <w:numFmt w:val="bullet"/>
       <w:lvlText w:val="•"/>
       <w:lvlJc w:val="left"/>
@@ -3468,7 +2857,6 @@
       </w:rPr>
     </w:lvl>
     <w:lvl w:ilvl="6">
-      <w:start w:val="0"/>
       <w:numFmt w:val="bullet"/>
       <w:lvlText w:val="•"/>
       <w:lvlJc w:val="left"/>
@@ -3481,7 +2869,6 @@
       </w:rPr>
     </w:lvl>
     <w:lvl w:ilvl="7">
-      <w:start w:val="0"/>
       <w:numFmt w:val="bullet"/>
       <w:lvlText w:val="•"/>
       <w:lvlJc w:val="left"/>
@@ -3494,7 +2881,6 @@
       </w:rPr>
     </w:lvl>
     <w:lvl w:ilvl="8">
-      <w:start w:val="0"/>
       <w:numFmt w:val="bullet"/>
       <w:lvlText w:val="•"/>
       <w:lvlJc w:val="left"/>
@@ -3507,21 +2893,21 @@
       </w:rPr>
     </w:lvl>
   </w:abstractNum>
-  <w:num w:numId="1">
+  <w:num w:numId="1" w16cid:durableId="670332309">
     <w:abstractNumId w:val="0"/>
   </w:num>
 </w:numbering>
 </file>
 
 <file path=word/styles.xml><?xml version="1.0" encoding="utf-8"?>
-<w:styles xmlns:r="http://schemas.openxmlformats.org/officeDocument/2006/relationships" xmlns:w="http://schemas.openxmlformats.org/wordprocessingml/2006/main">
+<w:styles xmlns:mc="http://schemas.openxmlformats.org/markup-compatibility/2006" xmlns:r="http://schemas.openxmlformats.org/officeDocument/2006/relationships" xmlns:w="http://schemas.openxmlformats.org/wordprocessingml/2006/main" xmlns:w14="http://schemas.microsoft.com/office/word/2010/wordml" xmlns:w15="http://schemas.microsoft.com/office/word/2012/wordml" xmlns:w16cex="http://schemas.microsoft.com/office/word/2018/wordml/cex" xmlns:w16cid="http://schemas.microsoft.com/office/word/2016/wordml/cid" xmlns:w16="http://schemas.microsoft.com/office/word/2018/wordml" xmlns:w16sdtdh="http://schemas.microsoft.com/office/word/2020/wordml/sdtdatahash" xmlns:w16sdtfl="http://schemas.microsoft.com/office/word/2024/wordml/sdtformatlock" xmlns:w16se="http://schemas.microsoft.com/office/word/2015/wordml/symex" xmlns:w16du="http://schemas.microsoft.com/office/word/2023/wordml/word16du" mc:Ignorable="w14 w15 w16se w16cid w16 w16cex w16sdtdh w16sdtfl w16du">
   <w:docDefaults>
     <w:rPrDefault>
       <w:rPr>
-        <w:rFonts w:cstheme="minorBidi" w:hAnsiTheme="minorHAnsi" w:eastAsiaTheme="minorHAnsi" w:asciiTheme="minorHAnsi"/>
+        <w:rFonts w:asciiTheme="minorHAnsi" w:eastAsiaTheme="minorHAnsi" w:hAnsiTheme="minorHAnsi" w:cstheme="minorBidi"/>
         <w:sz w:val="22"/>
         <w:szCs w:val="22"/>
-        <w:lang w:val="en-US" w:bidi="ar-SA" w:eastAsia="en-US"/>
+        <w:lang w:val="en-US" w:eastAsia="en-US" w:bidi="ar-SA"/>
       </w:rPr>
     </w:rPrDefault>
     <w:pPrDefault>
@@ -3529,67 +2915,431 @@
         <w:widowControl w:val="0"/>
         <w:autoSpaceDE w:val="0"/>
         <w:autoSpaceDN w:val="0"/>
-        <w:spacing w:lineRule="auto" w:line="240" w:before="0" w:after="0"/>
-        <w:ind w:left="0" w:right="0"/>
-        <w:jc w:val="left"/>
       </w:pPr>
     </w:pPrDefault>
   </w:docDefaults>
-  <w:style w:styleId="DefaultParagraphFont" w:default="1" w:type="character">
+  <w:latentStyles w:defLockedState="0" w:defUIPriority="99" w:defSemiHidden="0" w:defUnhideWhenUsed="0" w:defQFormat="0" w:count="376">
+    <w:lsdException w:name="Normal" w:uiPriority="0" w:qFormat="1"/>
+    <w:lsdException w:name="heading 1" w:uiPriority="9" w:qFormat="1"/>
+    <w:lsdException w:name="heading 2" w:semiHidden="1" w:uiPriority="9" w:unhideWhenUsed="1" w:qFormat="1"/>
+    <w:lsdException w:name="heading 3" w:semiHidden="1" w:uiPriority="9" w:unhideWhenUsed="1" w:qFormat="1"/>
+    <w:lsdException w:name="heading 4" w:semiHidden="1" w:uiPriority="9" w:unhideWhenUsed="1" w:qFormat="1"/>
+    <w:lsdException w:name="heading 5" w:semiHidden="1" w:uiPriority="9" w:unhideWhenUsed="1" w:qFormat="1"/>
+    <w:lsdException w:name="heading 6" w:semiHidden="1" w:uiPriority="9" w:unhideWhenUsed="1" w:qFormat="1"/>
+    <w:lsdException w:name="heading 7" w:semiHidden="1" w:uiPriority="9" w:unhideWhenUsed="1" w:qFormat="1"/>
+    <w:lsdException w:name="heading 8" w:semiHidden="1" w:uiPriority="9" w:unhideWhenUsed="1" w:qFormat="1"/>
+    <w:lsdException w:name="heading 9" w:semiHidden="1" w:uiPriority="9" w:unhideWhenUsed="1" w:qFormat="1"/>
+    <w:lsdException w:name="index 1" w:semiHidden="1" w:unhideWhenUsed="1"/>
+    <w:lsdException w:name="index 2" w:semiHidden="1" w:unhideWhenUsed="1"/>
+    <w:lsdException w:name="index 3" w:semiHidden="1" w:unhideWhenUsed="1"/>
+    <w:lsdException w:name="index 4" w:semiHidden="1" w:unhideWhenUsed="1"/>
+    <w:lsdException w:name="index 5" w:semiHidden="1" w:unhideWhenUsed="1"/>
+    <w:lsdException w:name="index 6" w:semiHidden="1" w:unhideWhenUsed="1"/>
+    <w:lsdException w:name="index 7" w:semiHidden="1" w:unhideWhenUsed="1"/>
+    <w:lsdException w:name="index 8" w:semiHidden="1" w:unhideWhenUsed="1"/>
+    <w:lsdException w:name="index 9" w:semiHidden="1" w:unhideWhenUsed="1"/>
+    <w:lsdException w:name="toc 1" w:semiHidden="1" w:uiPriority="39" w:unhideWhenUsed="1"/>
+    <w:lsdException w:name="toc 2" w:semiHidden="1" w:uiPriority="39" w:unhideWhenUsed="1"/>
+    <w:lsdException w:name="toc 3" w:semiHidden="1" w:uiPriority="39" w:unhideWhenUsed="1"/>
+    <w:lsdException w:name="toc 4" w:semiHidden="1" w:uiPriority="39" w:unhideWhenUsed="1"/>
+    <w:lsdException w:name="toc 5" w:semiHidden="1" w:uiPriority="39" w:unhideWhenUsed="1"/>
+    <w:lsdException w:name="toc 6" w:semiHidden="1" w:uiPriority="39" w:unhideWhenUsed="1"/>
+    <w:lsdException w:name="toc 7" w:semiHidden="1" w:uiPriority="39" w:unhideWhenUsed="1"/>
+    <w:lsdException w:name="toc 8" w:semiHidden="1" w:uiPriority="39" w:unhideWhenUsed="1"/>
+    <w:lsdException w:name="toc 9" w:semiHidden="1" w:uiPriority="39" w:unhideWhenUsed="1"/>
+    <w:lsdException w:name="Normal Indent" w:semiHidden="1" w:unhideWhenUsed="1"/>
+    <w:lsdException w:name="footnote text" w:semiHidden="1" w:unhideWhenUsed="1"/>
+    <w:lsdException w:name="annotation text" w:semiHidden="1" w:unhideWhenUsed="1"/>
+    <w:lsdException w:name="header" w:semiHidden="1" w:unhideWhenUsed="1"/>
+    <w:lsdException w:name="footer" w:semiHidden="1" w:unhideWhenUsed="1"/>
+    <w:lsdException w:name="index heading" w:semiHidden="1" w:unhideWhenUsed="1"/>
+    <w:lsdException w:name="caption" w:semiHidden="1" w:uiPriority="35" w:unhideWhenUsed="1" w:qFormat="1"/>
+    <w:lsdException w:name="table of figures" w:semiHidden="1" w:unhideWhenUsed="1"/>
+    <w:lsdException w:name="envelope address" w:semiHidden="1" w:unhideWhenUsed="1"/>
+    <w:lsdException w:name="envelope return" w:semiHidden="1" w:unhideWhenUsed="1"/>
+    <w:lsdException w:name="footnote reference" w:semiHidden="1" w:unhideWhenUsed="1"/>
+    <w:lsdException w:name="annotation reference" w:semiHidden="1" w:unhideWhenUsed="1"/>
+    <w:lsdException w:name="line number" w:semiHidden="1" w:unhideWhenUsed="1"/>
+    <w:lsdException w:name="page number" w:semiHidden="1" w:unhideWhenUsed="1"/>
+    <w:lsdException w:name="endnote reference" w:semiHidden="1" w:unhideWhenUsed="1"/>
+    <w:lsdException w:name="endnote text" w:semiHidden="1" w:unhideWhenUsed="1"/>
+    <w:lsdException w:name="table of authorities" w:semiHidden="1" w:unhideWhenUsed="1"/>
+    <w:lsdException w:name="macro" w:semiHidden="1" w:unhideWhenUsed="1"/>
+    <w:lsdException w:name="toa heading" w:semiHidden="1" w:unhideWhenUsed="1"/>
+    <w:lsdException w:name="List" w:semiHidden="1" w:unhideWhenUsed="1"/>
+    <w:lsdException w:name="List Bullet" w:semiHidden="1" w:unhideWhenUsed="1"/>
+    <w:lsdException w:name="List Number" w:semiHidden="1" w:unhideWhenUsed="1"/>
+    <w:lsdException w:name="List 2" w:semiHidden="1" w:unhideWhenUsed="1"/>
+    <w:lsdException w:name="List 3" w:semiHidden="1" w:unhideWhenUsed="1"/>
+    <w:lsdException w:name="List 4" w:semiHidden="1" w:unhideWhenUsed="1"/>
+    <w:lsdException w:name="List 5" w:semiHidden="1" w:unhideWhenUsed="1"/>
+    <w:lsdException w:name="List Bullet 2" w:semiHidden="1" w:unhideWhenUsed="1"/>
+    <w:lsdException w:name="List Bullet 3" w:semiHidden="1" w:unhideWhenUsed="1"/>
+    <w:lsdException w:name="List Bullet 4" w:semiHidden="1" w:unhideWhenUsed="1"/>
+    <w:lsdException w:name="List Bullet 5" w:semiHidden="1" w:unhideWhenUsed="1"/>
+    <w:lsdException w:name="List Number 2" w:semiHidden="1" w:unhideWhenUsed="1"/>
+    <w:lsdException w:name="List Number 3" w:semiHidden="1" w:unhideWhenUsed="1"/>
+    <w:lsdException w:name="List Number 4" w:semiHidden="1" w:unhideWhenUsed="1"/>
+    <w:lsdException w:name="List Number 5" w:semiHidden="1" w:unhideWhenUsed="1"/>
+    <w:lsdException w:name="Title" w:uiPriority="10" w:qFormat="1"/>
+    <w:lsdException w:name="Closing" w:semiHidden="1" w:unhideWhenUsed="1"/>
+    <w:lsdException w:name="Signature" w:semiHidden="1" w:unhideWhenUsed="1"/>
+    <w:lsdException w:name="Default Paragraph Font" w:semiHidden="1" w:uiPriority="1" w:unhideWhenUsed="1"/>
+    <w:lsdException w:name="Body Text" w:semiHidden="1" w:unhideWhenUsed="1"/>
+    <w:lsdException w:name="Body Text Indent" w:semiHidden="1" w:unhideWhenUsed="1"/>
+    <w:lsdException w:name="List Continue" w:semiHidden="1" w:unhideWhenUsed="1"/>
+    <w:lsdException w:name="List Continue 2" w:semiHidden="1" w:unhideWhenUsed="1"/>
+    <w:lsdException w:name="List Continue 3" w:semiHidden="1" w:unhideWhenUsed="1"/>
+    <w:lsdException w:name="List Continue 4" w:semiHidden="1" w:unhideWhenUsed="1"/>
+    <w:lsdException w:name="List Continue 5" w:semiHidden="1" w:unhideWhenUsed="1"/>
+    <w:lsdException w:name="Message Header" w:semiHidden="1" w:unhideWhenUsed="1"/>
+    <w:lsdException w:name="Subtitle" w:uiPriority="11" w:qFormat="1"/>
+    <w:lsdException w:name="Salutation" w:semiHidden="1" w:unhideWhenUsed="1"/>
+    <w:lsdException w:name="Date" w:semiHidden="1" w:unhideWhenUsed="1"/>
+    <w:lsdException w:name="Body Text First Indent" w:semiHidden="1" w:unhideWhenUsed="1"/>
+    <w:lsdException w:name="Body Text First Indent 2" w:semiHidden="1" w:unhideWhenUsed="1"/>
+    <w:lsdException w:name="Note Heading" w:semiHidden="1" w:unhideWhenUsed="1"/>
+    <w:lsdException w:name="Body Text 2" w:semiHidden="1" w:unhideWhenUsed="1"/>
+    <w:lsdException w:name="Body Text 3" w:semiHidden="1" w:unhideWhenUsed="1"/>
+    <w:lsdException w:name="Body Text Indent 2" w:semiHidden="1" w:unhideWhenUsed="1"/>
+    <w:lsdException w:name="Body Text Indent 3" w:semiHidden="1" w:unhideWhenUsed="1"/>
+    <w:lsdException w:name="Block Text" w:semiHidden="1" w:unhideWhenUsed="1"/>
+    <w:lsdException w:name="Hyperlink" w:semiHidden="1" w:unhideWhenUsed="1"/>
+    <w:lsdException w:name="FollowedHyperlink" w:semiHidden="1" w:unhideWhenUsed="1"/>
+    <w:lsdException w:name="Strong" w:uiPriority="22" w:qFormat="1"/>
+    <w:lsdException w:name="Emphasis" w:uiPriority="20" w:qFormat="1"/>
+    <w:lsdException w:name="Document Map" w:semiHidden="1" w:unhideWhenUsed="1"/>
+    <w:lsdException w:name="Plain Text" w:semiHidden="1" w:unhideWhenUsed="1"/>
+    <w:lsdException w:name="E-mail Signature" w:semiHidden="1" w:unhideWhenUsed="1"/>
+    <w:lsdException w:name="HTML Top of Form" w:semiHidden="1" w:unhideWhenUsed="1"/>
+    <w:lsdException w:name="HTML Bottom of Form" w:semiHidden="1" w:unhideWhenUsed="1"/>
+    <w:lsdException w:name="Normal (Web)" w:semiHidden="1" w:unhideWhenUsed="1"/>
+    <w:lsdException w:name="HTML Acronym" w:semiHidden="1" w:unhideWhenUsed="1"/>
+    <w:lsdException w:name="HTML Address" w:semiHidden="1" w:unhideWhenUsed="1"/>
+    <w:lsdException w:name="HTML Cite" w:semiHidden="1" w:unhideWhenUsed="1"/>
+    <w:lsdException w:name="HTML Code" w:semiHidden="1" w:unhideWhenUsed="1"/>
+    <w:lsdException w:name="HTML Definition" w:semiHidden="1" w:unhideWhenUsed="1"/>
+    <w:lsdException w:name="HTML Keyboard" w:semiHidden="1" w:unhideWhenUsed="1"/>
+    <w:lsdException w:name="HTML Preformatted" w:semiHidden="1" w:unhideWhenUsed="1"/>
+    <w:lsdException w:name="HTML Sample" w:semiHidden="1" w:unhideWhenUsed="1"/>
+    <w:lsdException w:name="HTML Typewriter" w:semiHidden="1" w:unhideWhenUsed="1"/>
+    <w:lsdException w:name="HTML Variable" w:semiHidden="1" w:unhideWhenUsed="1"/>
+    <w:lsdException w:name="Normal Table" w:semiHidden="1" w:unhideWhenUsed="1"/>
+    <w:lsdException w:name="annotation subject" w:semiHidden="1" w:unhideWhenUsed="1"/>
+    <w:lsdException w:name="No List" w:semiHidden="1" w:unhideWhenUsed="1"/>
+    <w:lsdException w:name="Outline List 1" w:semiHidden="1" w:unhideWhenUsed="1"/>
+    <w:lsdException w:name="Outline List 2" w:semiHidden="1" w:unhideWhenUsed="1"/>
+    <w:lsdException w:name="Outline List 3" w:semiHidden="1" w:unhideWhenUsed="1"/>
+    <w:lsdException w:name="Table Simple 1" w:semiHidden="1" w:unhideWhenUsed="1"/>
+    <w:lsdException w:name="Table Simple 2" w:semiHidden="1" w:unhideWhenUsed="1"/>
+    <w:lsdException w:name="Table Simple 3" w:semiHidden="1" w:unhideWhenUsed="1"/>
+    <w:lsdException w:name="Table Classic 1" w:semiHidden="1" w:unhideWhenUsed="1"/>
+    <w:lsdException w:name="Table Classic 2" w:semiHidden="1" w:unhideWhenUsed="1"/>
+    <w:lsdException w:name="Table Classic 3" w:semiHidden="1" w:unhideWhenUsed="1"/>
+    <w:lsdException w:name="Table Classic 4" w:semiHidden="1" w:unhideWhenUsed="1"/>
+    <w:lsdException w:name="Table Colorful 1" w:semiHidden="1" w:unhideWhenUsed="1"/>
+    <w:lsdException w:name="Table Colorful 2" w:semiHidden="1" w:unhideWhenUsed="1"/>
+    <w:lsdException w:name="Table Colorful 3" w:semiHidden="1" w:unhideWhenUsed="1"/>
+    <w:lsdException w:name="Table Columns 1" w:semiHidden="1" w:unhideWhenUsed="1"/>
+    <w:lsdException w:name="Table Columns 2" w:semiHidden="1" w:unhideWhenUsed="1"/>
+    <w:lsdException w:name="Table Columns 3" w:semiHidden="1" w:unhideWhenUsed="1"/>
+    <w:lsdException w:name="Table Columns 4" w:semiHidden="1" w:unhideWhenUsed="1"/>
+    <w:lsdException w:name="Table Columns 5" w:semiHidden="1" w:unhideWhenUsed="1"/>
+    <w:lsdException w:name="Table Grid 1" w:semiHidden="1" w:unhideWhenUsed="1"/>
+    <w:lsdException w:name="Table Grid 2" w:semiHidden="1" w:unhideWhenUsed="1"/>
+    <w:lsdException w:name="Table Grid 3" w:semiHidden="1" w:unhideWhenUsed="1"/>
+    <w:lsdException w:name="Table Grid 4" w:semiHidden="1" w:unhideWhenUsed="1"/>
+    <w:lsdException w:name="Table Grid 5" w:semiHidden="1" w:unhideWhenUsed="1"/>
+    <w:lsdException w:name="Table Grid 6" w:semiHidden="1" w:unhideWhenUsed="1"/>
+    <w:lsdException w:name="Table Grid 7" w:semiHidden="1" w:unhideWhenUsed="1"/>
+    <w:lsdException w:name="Table Grid 8" w:semiHidden="1" w:unhideWhenUsed="1"/>
+    <w:lsdException w:name="Table List 1" w:semiHidden="1" w:unhideWhenUsed="1"/>
+    <w:lsdException w:name="Table List 2" w:semiHidden="1" w:unhideWhenUsed="1"/>
+    <w:lsdException w:name="Table List 3" w:semiHidden="1" w:unhideWhenUsed="1"/>
+    <w:lsdException w:name="Table List 4" w:semiHidden="1" w:unhideWhenUsed="1"/>
+    <w:lsdException w:name="Table List 5" w:semiHidden="1" w:unhideWhenUsed="1"/>
+    <w:lsdException w:name="Table List 6" w:semiHidden="1" w:unhideWhenUsed="1"/>
+    <w:lsdException w:name="Table List 7" w:semiHidden="1" w:unhideWhenUsed="1"/>
+    <w:lsdException w:name="Table List 8" w:semiHidden="1" w:unhideWhenUsed="1"/>
+    <w:lsdException w:name="Table 3D effects 1" w:semiHidden="1" w:unhideWhenUsed="1"/>
+    <w:lsdException w:name="Table 3D effects 2" w:semiHidden="1" w:unhideWhenUsed="1"/>
+    <w:lsdException w:name="Table 3D effects 3" w:semiHidden="1" w:unhideWhenUsed="1"/>
+    <w:lsdException w:name="Table Contemporary" w:semiHidden="1" w:unhideWhenUsed="1"/>
+    <w:lsdException w:name="Table Elegant" w:semiHidden="1" w:unhideWhenUsed="1"/>
+    <w:lsdException w:name="Table Professional" w:semiHidden="1" w:unhideWhenUsed="1"/>
+    <w:lsdException w:name="Table Subtle 1" w:semiHidden="1" w:unhideWhenUsed="1"/>
+    <w:lsdException w:name="Table Subtle 2" w:semiHidden="1" w:unhideWhenUsed="1"/>
+    <w:lsdException w:name="Table Web 1" w:semiHidden="1" w:unhideWhenUsed="1"/>
+    <w:lsdException w:name="Table Web 2" w:semiHidden="1" w:unhideWhenUsed="1"/>
+    <w:lsdException w:name="Table Web 3" w:semiHidden="1" w:unhideWhenUsed="1"/>
+    <w:lsdException w:name="Balloon Text" w:semiHidden="1" w:unhideWhenUsed="1"/>
+    <w:lsdException w:name="Table Grid" w:uiPriority="39"/>
+    <w:lsdException w:name="Table Theme" w:semiHidden="1" w:unhideWhenUsed="1"/>
+    <w:lsdException w:name="Placeholder Text" w:semiHidden="1"/>
+    <w:lsdException w:name="No Spacing" w:uiPriority="1" w:qFormat="1"/>
+    <w:lsdException w:name="Light Shading" w:uiPriority="60"/>
+    <w:lsdException w:name="Light List" w:uiPriority="61"/>
+    <w:lsdException w:name="Light Grid" w:uiPriority="62"/>
+    <w:lsdException w:name="Medium Shading 1" w:uiPriority="63"/>
+    <w:lsdException w:name="Medium Shading 2" w:uiPriority="64"/>
+    <w:lsdException w:name="Medium List 1" w:uiPriority="65"/>
+    <w:lsdException w:name="Medium List 2" w:uiPriority="66"/>
+    <w:lsdException w:name="Medium Grid 1" w:uiPriority="67"/>
+    <w:lsdException w:name="Medium Grid 2" w:uiPriority="68"/>
+    <w:lsdException w:name="Medium Grid 3" w:uiPriority="69"/>
+    <w:lsdException w:name="Dark List" w:uiPriority="70"/>
+    <w:lsdException w:name="Colorful Shading" w:uiPriority="71"/>
+    <w:lsdException w:name="Colorful List" w:uiPriority="72"/>
+    <w:lsdException w:name="Colorful Grid" w:uiPriority="73"/>
+    <w:lsdException w:name="Light Shading Accent 1" w:uiPriority="60"/>
+    <w:lsdException w:name="Light List Accent 1" w:uiPriority="61"/>
+    <w:lsdException w:name="Light Grid Accent 1" w:uiPriority="62"/>
+    <w:lsdException w:name="Medium Shading 1 Accent 1" w:uiPriority="63"/>
+    <w:lsdException w:name="Medium Shading 2 Accent 1" w:uiPriority="64"/>
+    <w:lsdException w:name="Medium List 1 Accent 1" w:uiPriority="65"/>
+    <w:lsdException w:name="Revision" w:semiHidden="1"/>
+    <w:lsdException w:name="List Paragraph" w:uiPriority="34" w:qFormat="1"/>
+    <w:lsdException w:name="Quote" w:uiPriority="29" w:qFormat="1"/>
+    <w:lsdException w:name="Intense Quote" w:uiPriority="30" w:qFormat="1"/>
+    <w:lsdException w:name="Medium List 2 Accent 1" w:uiPriority="66"/>
+    <w:lsdException w:name="Medium Grid 1 Accent 1" w:uiPriority="67"/>
+    <w:lsdException w:name="Medium Grid 2 Accent 1" w:uiPriority="68"/>
+    <w:lsdException w:name="Medium Grid 3 Accent 1" w:uiPriority="69"/>
+    <w:lsdException w:name="Dark List Accent 1" w:uiPriority="70"/>
+    <w:lsdException w:name="Colorful Shading Accent 1" w:uiPriority="71"/>
+    <w:lsdException w:name="Colorful List Accent 1" w:uiPriority="72"/>
+    <w:lsdException w:name="Colorful Grid Accent 1" w:uiPriority="73"/>
+    <w:lsdException w:name="Light Shading Accent 2" w:uiPriority="60"/>
+    <w:lsdException w:name="Light List Accent 2" w:uiPriority="61"/>
+    <w:lsdException w:name="Light Grid Accent 2" w:uiPriority="62"/>
+    <w:lsdException w:name="Medium Shading 1 Accent 2" w:uiPriority="63"/>
+    <w:lsdException w:name="Medium Shading 2 Accent 2" w:uiPriority="64"/>
+    <w:lsdException w:name="Medium List 1 Accent 2" w:uiPriority="65"/>
+    <w:lsdException w:name="Medium List 2 Accent 2" w:uiPriority="66"/>
+    <w:lsdException w:name="Medium Grid 1 Accent 2" w:uiPriority="67"/>
+    <w:lsdException w:name="Medium Grid 2 Accent 2" w:uiPriority="68"/>
+    <w:lsdException w:name="Medium Grid 3 Accent 2" w:uiPriority="69"/>
+    <w:lsdException w:name="Dark List Accent 2" w:uiPriority="70"/>
+    <w:lsdException w:name="Colorful Shading Accent 2" w:uiPriority="71"/>
+    <w:lsdException w:name="Colorful List Accent 2" w:uiPriority="72"/>
+    <w:lsdException w:name="Colorful Grid Accent 2" w:uiPriority="73"/>
+    <w:lsdException w:name="Light Shading Accent 3" w:uiPriority="60"/>
+    <w:lsdException w:name="Light List Accent 3" w:uiPriority="61"/>
+    <w:lsdException w:name="Light Grid Accent 3" w:uiPriority="62"/>
+    <w:lsdException w:name="Medium Shading 1 Accent 3" w:uiPriority="63"/>
+    <w:lsdException w:name="Medium Shading 2 Accent 3" w:uiPriority="64"/>
+    <w:lsdException w:name="Medium List 1 Accent 3" w:uiPriority="65"/>
+    <w:lsdException w:name="Medium List 2 Accent 3" w:uiPriority="66"/>
+    <w:lsdException w:name="Medium Grid 1 Accent 3" w:uiPriority="67"/>
+    <w:lsdException w:name="Medium Grid 2 Accent 3" w:uiPriority="68"/>
+    <w:lsdException w:name="Medium Grid 3 Accent 3" w:uiPriority="69"/>
+    <w:lsdException w:name="Dark List Accent 3" w:uiPriority="70"/>
+    <w:lsdException w:name="Colorful Shading Accent 3" w:uiPriority="71"/>
+    <w:lsdException w:name="Colorful List Accent 3" w:uiPriority="72"/>
+    <w:lsdException w:name="Colorful Grid Accent 3" w:uiPriority="73"/>
+    <w:lsdException w:name="Light Shading Accent 4" w:uiPriority="60"/>
+    <w:lsdException w:name="Light List Accent 4" w:uiPriority="61"/>
+    <w:lsdException w:name="Light Grid Accent 4" w:uiPriority="62"/>
+    <w:lsdException w:name="Medium Shading 1 Accent 4" w:uiPriority="63"/>
+    <w:lsdException w:name="Medium Shading 2 Accent 4" w:uiPriority="64"/>
+    <w:lsdException w:name="Medium List 1 Accent 4" w:uiPriority="65"/>
+    <w:lsdException w:name="Medium List 2 Accent 4" w:uiPriority="66"/>
+    <w:lsdException w:name="Medium Grid 1 Accent 4" w:uiPriority="67"/>
+    <w:lsdException w:name="Medium Grid 2 Accent 4" w:uiPriority="68"/>
+    <w:lsdException w:name="Medium Grid 3 Accent 4" w:uiPriority="69"/>
+    <w:lsdException w:name="Dark List Accent 4" w:uiPriority="70"/>
+    <w:lsdException w:name="Colorful Shading Accent 4" w:uiPriority="71"/>
+    <w:lsdException w:name="Colorful List Accent 4" w:uiPriority="72"/>
+    <w:lsdException w:name="Colorful Grid Accent 4" w:uiPriority="73"/>
+    <w:lsdException w:name="Light Shading Accent 5" w:uiPriority="60"/>
+    <w:lsdException w:name="Light List Accent 5" w:uiPriority="61"/>
+    <w:lsdException w:name="Light Grid Accent 5" w:uiPriority="62"/>
+    <w:lsdException w:name="Medium Shading 1 Accent 5" w:uiPriority="63"/>
+    <w:lsdException w:name="Medium Shading 2 Accent 5" w:uiPriority="64"/>
+    <w:lsdException w:name="Medium List 1 Accent 5" w:uiPriority="65"/>
+    <w:lsdException w:name="Medium List 2 Accent 5" w:uiPriority="66"/>
+    <w:lsdException w:name="Medium Grid 1 Accent 5" w:uiPriority="67"/>
+    <w:lsdException w:name="Medium Grid 2 Accent 5" w:uiPriority="68"/>
+    <w:lsdException w:name="Medium Grid 3 Accent 5" w:uiPriority="69"/>
+    <w:lsdException w:name="Dark List Accent 5" w:uiPriority="70"/>
+    <w:lsdException w:name="Colorful Shading Accent 5" w:uiPriority="71"/>
+    <w:lsdException w:name="Colorful List Accent 5" w:uiPriority="72"/>
+    <w:lsdException w:name="Colorful Grid Accent 5" w:uiPriority="73"/>
+    <w:lsdException w:name="Light Shading Accent 6" w:uiPriority="60"/>
+    <w:lsdException w:name="Light List Accent 6" w:uiPriority="61"/>
+    <w:lsdException w:name="Light Grid Accent 6" w:uiPriority="62"/>
+    <w:lsdException w:name="Medium Shading 1 Accent 6" w:uiPriority="63"/>
+    <w:lsdException w:name="Medium Shading 2 Accent 6" w:uiPriority="64"/>
+    <w:lsdException w:name="Medium List 1 Accent 6" w:uiPriority="65"/>
+    <w:lsdException w:name="Medium List 2 Accent 6" w:uiPriority="66"/>
+    <w:lsdException w:name="Medium Grid 1 Accent 6" w:uiPriority="67"/>
+    <w:lsdException w:name="Medium Grid 2 Accent 6" w:uiPriority="68"/>
+    <w:lsdException w:name="Medium Grid 3 Accent 6" w:uiPriority="69"/>
+    <w:lsdException w:name="Dark List Accent 6" w:uiPriority="70"/>
+    <w:lsdException w:name="Colorful Shading Accent 6" w:uiPriority="71"/>
+    <w:lsdException w:name="Colorful List Accent 6" w:uiPriority="72"/>
+    <w:lsdException w:name="Colorful Grid Accent 6" w:uiPriority="73"/>
+    <w:lsdException w:name="Subtle Emphasis" w:uiPriority="19" w:qFormat="1"/>
+    <w:lsdException w:name="Intense Emphasis" w:uiPriority="21" w:qFormat="1"/>
+    <w:lsdException w:name="Subtle Reference" w:uiPriority="31" w:qFormat="1"/>
+    <w:lsdException w:name="Intense Reference" w:uiPriority="32" w:qFormat="1"/>
+    <w:lsdException w:name="Book Title" w:uiPriority="33" w:qFormat="1"/>
+    <w:lsdException w:name="Bibliography" w:semiHidden="1" w:uiPriority="37" w:unhideWhenUsed="1"/>
+    <w:lsdException w:name="TOC Heading" w:semiHidden="1" w:uiPriority="39" w:unhideWhenUsed="1" w:qFormat="1"/>
+    <w:lsdException w:name="Plain Table 1" w:uiPriority="41"/>
+    <w:lsdException w:name="Plain Table 2" w:uiPriority="42"/>
+    <w:lsdException w:name="Plain Table 3" w:uiPriority="43"/>
+    <w:lsdException w:name="Plain Table 4" w:uiPriority="44"/>
+    <w:lsdException w:name="Plain Table 5" w:uiPriority="45"/>
+    <w:lsdException w:name="Grid Table Light" w:uiPriority="40"/>
+    <w:lsdException w:name="Grid Table 1 Light" w:uiPriority="46"/>
+    <w:lsdException w:name="Grid Table 2" w:uiPriority="47"/>
+    <w:lsdException w:name="Grid Table 3" w:uiPriority="48"/>
+    <w:lsdException w:name="Grid Table 4" w:uiPriority="49"/>
+    <w:lsdException w:name="Grid Table 5 Dark" w:uiPriority="50"/>
+    <w:lsdException w:name="Grid Table 6 Colorful" w:uiPriority="51"/>
+    <w:lsdException w:name="Grid Table 7 Colorful" w:uiPriority="52"/>
+    <w:lsdException w:name="Grid Table 1 Light Accent 1" w:uiPriority="46"/>
+    <w:lsdException w:name="Grid Table 2 Accent 1" w:uiPriority="47"/>
+    <w:lsdException w:name="Grid Table 3 Accent 1" w:uiPriority="48"/>
+    <w:lsdException w:name="Grid Table 4 Accent 1" w:uiPriority="49"/>
+    <w:lsdException w:name="Grid Table 5 Dark Accent 1" w:uiPriority="50"/>
+    <w:lsdException w:name="Grid Table 6 Colorful Accent 1" w:uiPriority="51"/>
+    <w:lsdException w:name="Grid Table 7 Colorful Accent 1" w:uiPriority="52"/>
+    <w:lsdException w:name="Grid Table 1 Light Accent 2" w:uiPriority="46"/>
+    <w:lsdException w:name="Grid Table 2 Accent 2" w:uiPriority="47"/>
+    <w:lsdException w:name="Grid Table 3 Accent 2" w:uiPriority="48"/>
+    <w:lsdException w:name="Grid Table 4 Accent 2" w:uiPriority="49"/>
+    <w:lsdException w:name="Grid Table 5 Dark Accent 2" w:uiPriority="50"/>
+    <w:lsdException w:name="Grid Table 6 Colorful Accent 2" w:uiPriority="51"/>
+    <w:lsdException w:name="Grid Table 7 Colorful Accent 2" w:uiPriority="52"/>
+    <w:lsdException w:name="Grid Table 1 Light Accent 3" w:uiPriority="46"/>
+    <w:lsdException w:name="Grid Table 2 Accent 3" w:uiPriority="47"/>
+    <w:lsdException w:name="Grid Table 3 Accent 3" w:uiPriority="48"/>
+    <w:lsdException w:name="Grid Table 4 Accent 3" w:uiPriority="49"/>
+    <w:lsdException w:name="Grid Table 5 Dark Accent 3" w:uiPriority="50"/>
+    <w:lsdException w:name="Grid Table 6 Colorful Accent 3" w:uiPriority="51"/>
+    <w:lsdException w:name="Grid Table 7 Colorful Accent 3" w:uiPriority="52"/>
+    <w:lsdException w:name="Grid Table 1 Light Accent 4" w:uiPriority="46"/>
+    <w:lsdException w:name="Grid Table 2 Accent 4" w:uiPriority="47"/>
+    <w:lsdException w:name="Grid Table 3 Accent 4" w:uiPriority="48"/>
+    <w:lsdException w:name="Grid Table 4 Accent 4" w:uiPriority="49"/>
+    <w:lsdException w:name="Grid Table 5 Dark Accent 4" w:uiPriority="50"/>
+    <w:lsdException w:name="Grid Table 6 Colorful Accent 4" w:uiPriority="51"/>
+    <w:lsdException w:name="Grid Table 7 Colorful Accent 4" w:uiPriority="52"/>
+    <w:lsdException w:name="Grid Table 1 Light Accent 5" w:uiPriority="46"/>
+    <w:lsdException w:name="Grid Table 2 Accent 5" w:uiPriority="47"/>
+    <w:lsdException w:name="Grid Table 3 Accent 5" w:uiPriority="48"/>
+    <w:lsdException w:name="Grid Table 4 Accent 5" w:uiPriority="49"/>
+    <w:lsdException w:name="Grid Table 5 Dark Accent 5" w:uiPriority="50"/>
+    <w:lsdException w:name="Grid Table 6 Colorful Accent 5" w:uiPriority="51"/>
+    <w:lsdException w:name="Grid Table 7 Colorful Accent 5" w:uiPriority="52"/>
+    <w:lsdException w:name="Grid Table 1 Light Accent 6" w:uiPriority="46"/>
+    <w:lsdException w:name="Grid Table 2 Accent 6" w:uiPriority="47"/>
+    <w:lsdException w:name="Grid Table 3 Accent 6" w:uiPriority="48"/>
+    <w:lsdException w:name="Grid Table 4 Accent 6" w:uiPriority="49"/>
+    <w:lsdException w:name="Grid Table 5 Dark Accent 6" w:uiPriority="50"/>
+    <w:lsdException w:name="Grid Table 6 Colorful Accent 6" w:uiPriority="51"/>
+    <w:lsdException w:name="Grid Table 7 Colorful Accent 6" w:uiPriority="52"/>
+    <w:lsdException w:name="List Table 1 Light" w:uiPriority="46"/>
+    <w:lsdException w:name="List Table 2" w:uiPriority="47"/>
+    <w:lsdException w:name="List Table 3" w:uiPriority="48"/>
+    <w:lsdException w:name="List Table 4" w:uiPriority="49"/>
+    <w:lsdException w:name="List Table 5 Dark" w:uiPriority="50"/>
+    <w:lsdException w:name="List Table 6 Colorful" w:uiPriority="51"/>
+    <w:lsdException w:name="List Table 7 Colorful" w:uiPriority="52"/>
+    <w:lsdException w:name="List Table 1 Light Accent 1" w:uiPriority="46"/>
+    <w:lsdException w:name="List Table 2 Accent 1" w:uiPriority="47"/>
+    <w:lsdException w:name="List Table 3 Accent 1" w:uiPriority="48"/>
+    <w:lsdException w:name="List Table 4 Accent 1" w:uiPriority="49"/>
+    <w:lsdException w:name="List Table 5 Dark Accent 1" w:uiPriority="50"/>
+    <w:lsdException w:name="List Table 6 Colorful Accent 1" w:uiPriority="51"/>
+    <w:lsdException w:name="List Table 7 Colorful Accent 1" w:uiPriority="52"/>
+    <w:lsdException w:name="List Table 1 Light Accent 2" w:uiPriority="46"/>
+    <w:lsdException w:name="List Table 2 Accent 2" w:uiPriority="47"/>
+    <w:lsdException w:name="List Table 3 Accent 2" w:uiPriority="48"/>
+    <w:lsdException w:name="List Table 4 Accent 2" w:uiPriority="49"/>
+    <w:lsdException w:name="List Table 5 Dark Accent 2" w:uiPriority="50"/>
+    <w:lsdException w:name="List Table 6 Colorful Accent 2" w:uiPriority="51"/>
+    <w:lsdException w:name="List Table 7 Colorful Accent 2" w:uiPriority="52"/>
+    <w:lsdException w:name="List Table 1 Light Accent 3" w:uiPriority="46"/>
+    <w:lsdException w:name="List Table 2 Accent 3" w:uiPriority="47"/>
+    <w:lsdException w:name="List Table 3 Accent 3" w:uiPriority="48"/>
+    <w:lsdException w:name="List Table 4 Accent 3" w:uiPriority="49"/>
+    <w:lsdException w:name="List Table 5 Dark Accent 3" w:uiPriority="50"/>
+    <w:lsdException w:name="List Table 6 Colorful Accent 3" w:uiPriority="51"/>
+    <w:lsdException w:name="List Table 7 Colorful Accent 3" w:uiPriority="52"/>
+    <w:lsdException w:name="List Table 1 Light Accent 4" w:uiPriority="46"/>
+    <w:lsdException w:name="List Table 2 Accent 4" w:uiPriority="47"/>
+    <w:lsdException w:name="List Table 3 Accent 4" w:uiPriority="48"/>
+    <w:lsdException w:name="List Table 4 Accent 4" w:uiPriority="49"/>
+    <w:lsdException w:name="List Table 5 Dark Accent 4" w:uiPriority="50"/>
+    <w:lsdException w:name="List Table 6 Colorful Accent 4" w:uiPriority="51"/>
+    <w:lsdException w:name="List Table 7 Colorful Accent 4" w:uiPriority="52"/>
+    <w:lsdException w:name="List Table 1 Light Accent 5" w:uiPriority="46"/>
+    <w:lsdException w:name="List Table 2 Accent 5" w:uiPriority="47"/>
+    <w:lsdException w:name="List Table 3 Accent 5" w:uiPriority="48"/>
+    <w:lsdException w:name="List Table 4 Accent 5" w:uiPriority="49"/>
+    <w:lsdException w:name="List Table 5 Dark Accent 5" w:uiPriority="50"/>
+    <w:lsdException w:name="List Table 6 Colorful Accent 5" w:uiPriority="51"/>
+    <w:lsdException w:name="List Table 7 Colorful Accent 5" w:uiPriority="52"/>
+    <w:lsdException w:name="List Table 1 Light Accent 6" w:uiPriority="46"/>
+    <w:lsdException w:name="List Table 2 Accent 6" w:uiPriority="47"/>
+    <w:lsdException w:name="List Table 3 Accent 6" w:uiPriority="48"/>
+    <w:lsdException w:name="List Table 4 Accent 6" w:uiPriority="49"/>
+    <w:lsdException w:name="List Table 5 Dark Accent 6" w:uiPriority="50"/>
+    <w:lsdException w:name="List Table 6 Colorful Accent 6" w:uiPriority="51"/>
+    <w:lsdException w:name="List Table 7 Colorful Accent 6" w:uiPriority="52"/>
+    <w:lsdException w:name="Mention" w:semiHidden="1" w:unhideWhenUsed="1"/>
+    <w:lsdException w:name="Smart Hyperlink" w:semiHidden="1" w:unhideWhenUsed="1"/>
+    <w:lsdException w:name="Hashtag" w:semiHidden="1" w:unhideWhenUsed="1"/>
+    <w:lsdException w:name="Unresolved Mention" w:semiHidden="1" w:unhideWhenUsed="1"/>
+    <w:lsdException w:name="Smart Link" w:semiHidden="1" w:unhideWhenUsed="1"/>
+  </w:latentStyles>
+  <w:style w:type="paragraph" w:default="1" w:styleId="Normal">
+    <w:name w:val="Normal"/>
+    <w:qFormat/>
+    <w:rPr>
+      <w:rFonts w:ascii="Times New Roman" w:eastAsia="Times New Roman" w:hAnsi="Times New Roman" w:cs="Times New Roman"/>
+    </w:rPr>
+  </w:style>
+  <w:style w:type="character" w:default="1" w:styleId="DefaultParagraphFont">
     <w:name w:val="Default Paragraph Font"/>
     <w:uiPriority w:val="1"/>
     <w:semiHidden/>
     <w:unhideWhenUsed/>
   </w:style>
-  <w:style w:styleId="TableNormal" w:default="1" w:type="table">
-    <w:name w:val="Table Normal"/>
-    <w:uiPriority w:val="2"/>
+  <w:style w:type="table" w:default="1" w:styleId="TableNormal">
+    <w:name w:val="Normal Table"/>
+    <w:uiPriority w:val="99"/>
     <w:semiHidden/>
     <w:unhideWhenUsed/>
-    <w:qFormat/>
     <w:tblPr>
       <w:tblInd w:w="0" w:type="dxa"/>
       <w:tblCellMar>
         <w:top w:w="0" w:type="dxa"/>
-        <w:left w:w="0" w:type="dxa"/>
+        <w:left w:w="108" w:type="dxa"/>
         <w:bottom w:w="0" w:type="dxa"/>
-        <w:right w:w="0" w:type="dxa"/>
+        <w:right w:w="108" w:type="dxa"/>
       </w:tblCellMar>
     </w:tblPr>
   </w:style>
-  <w:style w:styleId="NoList" w:default="1" w:type="numbering">
+  <w:style w:type="numbering" w:default="1" w:styleId="NoList">
     <w:name w:val="No List"/>
     <w:uiPriority w:val="99"/>
     <w:semiHidden/>
     <w:unhideWhenUsed/>
   </w:style>
-  <w:style w:default="1" w:styleId="Normal" w:type="paragraph">
-    <w:name w:val="Normal"/>
-    <w:uiPriority w:val="1"/>
-    <w:qFormat/>
-    <w:pPr/>
-    <w:rPr>
-      <w:rFonts w:ascii="Times New Roman" w:hAnsi="Times New Roman" w:eastAsia="Times New Roman" w:cs="Times New Roman"/>
-      <w:lang w:val="en-US" w:eastAsia="en-US" w:bidi="ar-SA"/>
-    </w:rPr>
-  </w:style>
-  <w:style w:styleId="BodyText" w:type="paragraph">
+  <w:style w:type="paragraph" w:styleId="BodyText">
     <w:name w:val="Body Text"/>
     <w:basedOn w:val="Normal"/>
     <w:uiPriority w:val="1"/>
     <w:qFormat/>
-    <w:pPr/>
-    <w:rPr>
-      <w:rFonts w:ascii="Times New Roman" w:hAnsi="Times New Roman" w:eastAsia="Times New Roman" w:cs="Times New Roman"/>
-      <w:sz w:val="22"/>
-      <w:szCs w:val="22"/>
-      <w:lang w:val="en-US" w:eastAsia="en-US" w:bidi="ar-SA"/>
-    </w:rPr>
   </w:style>
-  <w:style w:styleId="Title" w:type="paragraph">
+  <w:style w:type="paragraph" w:styleId="Title">
     <w:name w:val="Title"/>
     <w:basedOn w:val="Normal"/>
-    <w:uiPriority w:val="1"/>
+    <w:uiPriority w:val="10"/>
     <w:qFormat/>
     <w:pPr>
       <w:spacing w:before="14"/>
@@ -3597,15 +3347,13 @@
       <w:jc w:val="center"/>
     </w:pPr>
     <w:rPr>
-      <w:rFonts w:ascii="Times New Roman" w:hAnsi="Times New Roman" w:eastAsia="Times New Roman" w:cs="Times New Roman"/>
       <w:b/>
       <w:bCs/>
       <w:sz w:val="28"/>
       <w:szCs w:val="28"/>
-      <w:lang w:val="en-US" w:eastAsia="en-US" w:bidi="ar-SA"/>
     </w:rPr>
   </w:style>
-  <w:style w:styleId="ListParagraph" w:type="paragraph">
+  <w:style w:type="paragraph" w:styleId="ListParagraph">
     <w:name w:val="List Paragraph"/>
     <w:basedOn w:val="Normal"/>
     <w:uiPriority w:val="1"/>
@@ -3613,20 +3361,12 @@
     <w:pPr>
       <w:ind w:left="1080" w:hanging="720"/>
     </w:pPr>
-    <w:rPr>
-      <w:rFonts w:ascii="Times New Roman" w:hAnsi="Times New Roman" w:eastAsia="Times New Roman" w:cs="Times New Roman"/>
-      <w:lang w:val="en-US" w:eastAsia="en-US" w:bidi="ar-SA"/>
-    </w:rPr>
   </w:style>
-  <w:style w:styleId="TableParagraph" w:type="paragraph">
+  <w:style w:type="paragraph" w:customStyle="1" w:styleId="TableParagraph">
     <w:name w:val="Table Paragraph"/>
     <w:basedOn w:val="Normal"/>
     <w:uiPriority w:val="1"/>
     <w:qFormat/>
-    <w:pPr/>
-    <w:rPr>
-      <w:lang w:val="en-US" w:eastAsia="en-US" w:bidi="ar-SA"/>
-    </w:rPr>
   </w:style>
 </w:styles>
 </file>
